--- a/41JP Jakist program ta testuvannja/K/JP_KNT-122_Onyshchenko_19_PZ.docx
+++ b/41JP Jakist program ta testuvannja/K/JP_KNT-122_Onyshchenko_19_PZ.docx
@@ -7,9 +7,7 @@
         <w:pStyle w:val="p1"/>
         <w:ind w:hanging="0"/>
         <w:jc w:val="center"/>
-        <w:rPr>
-          <w:b/>
-        </w:rPr>
+        <w:rPr/>
       </w:pPr>
       <w:r>
         <w:rPr>
@@ -23,9 +21,7 @@
         <w:pStyle w:val="p1"/>
         <w:ind w:hanging="0"/>
         <w:jc w:val="center"/>
-        <w:rPr>
-          <w:b/>
-        </w:rPr>
+        <w:rPr/>
       </w:pPr>
       <w:r>
         <w:rPr>
@@ -50,6 +46,7 @@
       <w:pPr>
         <w:pStyle w:val="p1"/>
         <w:ind w:hanging="0"/>
+        <w:jc w:val="both"/>
         <w:rPr/>
       </w:pPr>
       <w:r>
@@ -60,6 +57,7 @@
       <w:pPr>
         <w:pStyle w:val="p1"/>
         <w:ind w:hanging="0"/>
+        <w:jc w:val="both"/>
         <w:rPr/>
       </w:pPr>
       <w:r>
@@ -70,6 +68,7 @@
       <w:pPr>
         <w:pStyle w:val="p1"/>
         <w:ind w:hanging="0"/>
+        <w:jc w:val="both"/>
         <w:rPr>
           <w:lang w:val="uk-UA"/>
         </w:rPr>
@@ -84,6 +83,7 @@
       <w:pPr>
         <w:pStyle w:val="p1"/>
         <w:ind w:hanging="0"/>
+        <w:jc w:val="both"/>
         <w:rPr>
           <w:lang w:val="uk-UA"/>
         </w:rPr>
@@ -98,6 +98,22 @@
       <w:pPr>
         <w:pStyle w:val="p1"/>
         <w:ind w:hanging="0"/>
+        <w:jc w:val="both"/>
+        <w:rPr>
+          <w:lang w:val="uk-UA"/>
+        </w:rPr>
+      </w:pPr>
+      <w:r>
+        <w:rPr>
+          <w:lang w:val="uk-UA"/>
+        </w:rPr>
+      </w:r>
+    </w:p>
+    <w:p>
+      <w:pPr>
+        <w:pStyle w:val="p1"/>
+        <w:ind w:hanging="0"/>
+        <w:jc w:val="both"/>
         <w:rPr>
           <w:lang w:val="uk-UA"/>
         </w:rPr>
@@ -113,11 +129,25 @@
         <w:pStyle w:val="p1"/>
         <w:ind w:hanging="0"/>
         <w:jc w:val="center"/>
-        <w:rPr/>
-      </w:pPr>
-      <w:r>
-        <w:rPr/>
-        <w:t>ЗВІТ</w:t>
+        <w:rPr>
+          <w:b/>
+          <w:bCs/>
+        </w:rPr>
+      </w:pPr>
+      <w:r>
+        <w:rPr>
+          <w:b/>
+          <w:bCs/>
+        </w:rPr>
+        <w:t>З</w:t>
+      </w:r>
+      <w:r>
+        <w:rPr>
+          <w:b/>
+          <w:bCs/>
+          <w:lang w:val="en-US"/>
+        </w:rPr>
+        <w:t>ВІТ</w:t>
       </w:r>
     </w:p>
     <w:p>
@@ -125,21 +155,15 @@
         <w:pStyle w:val="p1"/>
         <w:ind w:hanging="0"/>
         <w:jc w:val="center"/>
-        <w:rPr/>
-      </w:pPr>
-      <w:r>
-        <w:rPr/>
-        <w:t>Дисципліна «</w:t>
-      </w:r>
-      <w:r>
-        <w:rPr>
-          <w:lang w:val="uk-UA"/>
-        </w:rPr>
-        <w:t>Якість програмного забезпечення та тестування</w:t>
-      </w:r>
-      <w:r>
-        <w:rPr/>
-        <w:t>»</w:t>
+        <w:rPr>
+          <w:lang w:val="en-US"/>
+        </w:rPr>
+      </w:pPr>
+      <w:r>
+        <w:rPr>
+          <w:lang w:val="en-US"/>
+        </w:rPr>
+        <w:t>Розрахунково-графічна робота</w:t>
       </w:r>
     </w:p>
     <w:p>
@@ -152,20 +176,10 @@
         </w:rPr>
       </w:pPr>
       <w:r>
-        <w:rPr/>
-        <w:t>Робота №</w:t>
-      </w:r>
-      <w:r>
         <w:rPr>
           <w:lang w:val="en-US"/>
         </w:rPr>
-        <w:t>1</w:t>
-      </w:r>
-      <w:r>
-        <w:rPr>
-          <w:lang w:val="en-US"/>
-        </w:rPr>
-        <w:t>2</w:t>
+        <w:t>Дисципліна «Якість програмного забезпечення та тестування»</w:t>
       </w:r>
     </w:p>
     <w:p>
@@ -173,53 +187,63 @@
         <w:pStyle w:val="p1"/>
         <w:ind w:hanging="0"/>
         <w:jc w:val="center"/>
-        <w:rPr/>
-      </w:pPr>
-      <w:r>
-        <w:rPr/>
+        <w:rPr>
+          <w:lang w:val="en-US"/>
+        </w:rPr>
+      </w:pPr>
+      <w:r>
+        <w:rPr>
+          <w:lang w:val="en-US"/>
+        </w:rPr>
         <w:t>Тема «</w:t>
       </w:r>
       <w:r>
         <w:rPr>
-          <w:lang w:val="uk-UA"/>
-        </w:rPr>
-        <w:t>Тестування ігор</w:t>
-      </w:r>
-      <w:r>
-        <w:rPr/>
+          <w:lang w:val="en-US"/>
+        </w:rPr>
+        <w:t>Проведення тестування вебсайту</w:t>
+      </w:r>
+      <w:r>
+        <w:rPr>
+          <w:lang w:val="en-US"/>
+        </w:rPr>
         <w:t>»</w:t>
       </w:r>
     </w:p>
     <w:p>
       <w:pPr>
         <w:pStyle w:val="p1"/>
-        <w:rPr/>
-      </w:pPr>
-      <w:r>
-        <w:rPr/>
-      </w:r>
-    </w:p>
-    <w:p>
-      <w:pPr>
-        <w:pStyle w:val="p1"/>
-        <w:rPr/>
-      </w:pPr>
-      <w:r>
-        <w:rPr/>
-      </w:r>
-    </w:p>
-    <w:p>
-      <w:pPr>
-        <w:pStyle w:val="p1"/>
-        <w:rPr/>
-      </w:pPr>
-      <w:r>
-        <w:rPr/>
-      </w:r>
-    </w:p>
-    <w:p>
-      <w:pPr>
-        <w:pStyle w:val="p1"/>
+        <w:jc w:val="both"/>
+        <w:rPr/>
+      </w:pPr>
+      <w:r>
+        <w:rPr/>
+      </w:r>
+    </w:p>
+    <w:p>
+      <w:pPr>
+        <w:pStyle w:val="p1"/>
+        <w:jc w:val="both"/>
+        <w:rPr/>
+      </w:pPr>
+      <w:r>
+        <w:rPr/>
+      </w:r>
+    </w:p>
+    <w:p>
+      <w:pPr>
+        <w:pStyle w:val="p1"/>
+        <w:jc w:val="both"/>
+        <w:rPr/>
+      </w:pPr>
+      <w:r>
+        <w:rPr/>
+      </w:r>
+    </w:p>
+    <w:p>
+      <w:pPr>
+        <w:pStyle w:val="p1"/>
+        <w:jc w:val="both"/>
         <w:rPr/>
       </w:pPr>
       <w:r>
@@ -230,6 +254,7 @@
       <w:pPr>
         <w:pStyle w:val="p1"/>
         <w:ind w:hanging="0" w:left="0"/>
+        <w:jc w:val="both"/>
         <w:rPr/>
       </w:pPr>
       <w:r>
@@ -240,6 +265,7 @@
       <w:pPr>
         <w:pStyle w:val="p1"/>
         <w:ind w:hanging="0" w:left="0"/>
+        <w:jc w:val="both"/>
         <w:rPr/>
       </w:pPr>
       <w:r>
@@ -250,16 +276,14 @@
       <w:pPr>
         <w:pStyle w:val="p1"/>
         <w:ind w:hanging="0" w:left="0"/>
+        <w:jc w:val="both"/>
+        <w:rPr/>
+      </w:pPr>
+      <w:r>
         <w:rPr>
           <w:b/>
           <w:bCs/>
         </w:rPr>
-      </w:pPr>
-      <w:r>
-        <w:rPr>
-          <w:b/>
-          <w:bCs/>
-        </w:rPr>
         <w:t>Виконав варіант 19</w:t>
       </w:r>
     </w:p>
@@ -267,6 +291,7 @@
       <w:pPr>
         <w:pStyle w:val="p1"/>
         <w:ind w:hanging="0" w:left="0"/>
+        <w:jc w:val="both"/>
         <w:rPr/>
       </w:pPr>
       <w:r>
@@ -285,6 +310,7 @@
       <w:pPr>
         <w:pStyle w:val="p1"/>
         <w:ind w:hanging="0" w:left="0"/>
+        <w:jc w:val="both"/>
         <w:rPr/>
       </w:pPr>
       <w:r>
@@ -295,6 +321,7 @@
       <w:pPr>
         <w:pStyle w:val="p1"/>
         <w:ind w:hanging="0" w:left="0"/>
+        <w:jc w:val="both"/>
         <w:rPr/>
       </w:pPr>
       <w:r>
@@ -309,6 +336,7 @@
       <w:pPr>
         <w:pStyle w:val="p1"/>
         <w:ind w:hanging="0" w:left="0"/>
+        <w:jc w:val="both"/>
         <w:rPr/>
       </w:pPr>
       <w:r>
@@ -348,6 +376,7 @@
       <w:pPr>
         <w:pStyle w:val="p1"/>
         <w:ind w:hanging="0" w:left="0"/>
+        <w:jc w:val="both"/>
         <w:rPr/>
       </w:pPr>
       <w:r>
@@ -358,6 +387,7 @@
       <w:pPr>
         <w:pStyle w:val="p1"/>
         <w:ind w:hanging="0" w:left="0"/>
+        <w:jc w:val="both"/>
         <w:rPr/>
       </w:pPr>
       <w:r>
@@ -368,20 +398,42 @@
       <w:pPr>
         <w:pStyle w:val="p1"/>
         <w:ind w:hanging="0" w:left="0"/>
-        <w:rPr/>
-      </w:pPr>
-      <w:r>
-        <w:rPr/>
-      </w:r>
-    </w:p>
-    <w:p>
-      <w:pPr>
-        <w:pStyle w:val="p1"/>
-        <w:ind w:hanging="0" w:left="0"/>
-        <w:rPr/>
-      </w:pPr>
-      <w:r>
-        <w:rPr/>
+        <w:jc w:val="both"/>
+        <w:rPr/>
+      </w:pPr>
+      <w:r>
+        <w:rPr/>
+      </w:r>
+    </w:p>
+    <w:p>
+      <w:pPr>
+        <w:sectPr>
+          <w:headerReference w:type="default" r:id="rId2"/>
+          <w:type w:val="nextPage"/>
+          <w:pgSz w:w="11906" w:h="16838"/>
+          <w:pgMar w:left="1134" w:right="1134" w:gutter="0" w:header="1134" w:top="1866" w:footer="0" w:bottom="1134"/>
+          <w:pgNumType w:fmt="decimal"/>
+          <w:formProt w:val="false"/>
+          <w:textDirection w:val="lrTb"/>
+        </w:sectPr>
+        <w:pStyle w:val="p1"/>
+        <w:widowControl/>
+        <w:tabs>
+          <w:tab w:val="clear" w:pos="708"/>
+          <w:tab w:val="left" w:pos="1986" w:leader="none"/>
+          <w:tab w:val="left" w:pos="4196" w:leader="none"/>
+          <w:tab w:val="center" w:pos="4961" w:leader="none"/>
+        </w:tabs>
+        <w:suppressAutoHyphens w:val="true"/>
+        <w:bidi w:val="0"/>
+        <w:spacing w:lineRule="auto" w:line="360" w:before="0" w:after="0"/>
+        <w:ind w:hanging="0" w:left="0" w:right="0"/>
+        <w:jc w:val="center"/>
+        <w:rPr/>
+      </w:pPr>
+      <w:r>
+        <w:rPr/>
+        <w:t>2025</w:t>
       </w:r>
     </w:p>
     <w:p>
@@ -403,560 +455,58 @@
       </w:pPr>
       <w:r>
         <w:rPr/>
-        <w:tab/>
-        <w:tab/>
-        <w:t>2025</w:t>
-      </w:r>
-    </w:p>
-    <w:p>
-      <w:pPr>
-        <w:pStyle w:val="Normal"/>
-        <w:rPr>
-          <w:rFonts w:ascii="Times New Roman" w:hAnsi="Times New Roman"/>
-          <w:sz w:val="28"/>
-        </w:rPr>
-      </w:pPr>
-      <w:r>
-        <w:rPr>
-          <w:rFonts w:ascii="Times New Roman" w:hAnsi="Times New Roman"/>
-          <w:sz w:val="28"/>
-        </w:rPr>
-      </w:r>
-      <w:r>
-        <w:br w:type="page"/>
-      </w:r>
-    </w:p>
-    <w:p>
-      <w:pPr>
-        <w:pStyle w:val="h1"/>
-        <w:spacing w:before="0" w:after="0"/>
-        <w:rPr/>
-      </w:pPr>
-      <w:r>
-        <w:rPr/>
-        <w:t>Мета</w:t>
-      </w:r>
-    </w:p>
-    <w:p>
-      <w:pPr>
-        <w:pStyle w:val="p1"/>
-        <w:rPr/>
-      </w:pPr>
-      <w:r>
-        <w:rPr/>
-      </w:r>
-    </w:p>
-    <w:p>
-      <w:pPr>
-        <w:pStyle w:val="p1"/>
-        <w:rPr>
-          <w:lang w:val="uk-UA"/>
-        </w:rPr>
-      </w:pPr>
-      <w:r>
-        <w:rPr/>
-        <w:t xml:space="preserve">Метою роботи є </w:t>
-      </w:r>
-      <w:r>
-        <w:rPr>
-          <w:b w:val="false"/>
-          <w:i w:val="false"/>
-          <w:caps w:val="false"/>
-          <w:smallCaps w:val="false"/>
-          <w:spacing w:val="0"/>
-        </w:rPr>
-        <w:t>ознайомлення з видами тестування ігор, отримання базових теоретичних та практичних навичок в розпізнаванні дефектів в іграх за видами</w:t>
-      </w:r>
-      <w:r>
-        <w:rPr>
-          <w:lang w:val="uk-UA"/>
-        </w:rPr>
-        <w:t>.</w:t>
-      </w:r>
-    </w:p>
-    <w:p>
-      <w:pPr>
-        <w:pStyle w:val="p1"/>
-        <w:rPr>
-          <w:lang w:val="uk-UA"/>
-        </w:rPr>
-      </w:pPr>
-      <w:r>
-        <w:rPr>
-          <w:lang w:val="uk-UA"/>
-        </w:rPr>
-      </w:r>
-    </w:p>
-    <w:p>
-      <w:pPr>
-        <w:pStyle w:val="h1"/>
-        <w:rPr/>
-      </w:pPr>
-      <w:r>
-        <w:rPr/>
         <w:t>Завдання</w:t>
       </w:r>
     </w:p>
     <w:p>
       <w:pPr>
         <w:pStyle w:val="p1"/>
-        <w:rPr/>
-      </w:pPr>
-      <w:r>
-        <w:rPr/>
-      </w:r>
-    </w:p>
-    <w:p>
-      <w:pPr>
-        <w:pStyle w:val="p1"/>
-        <w:rPr/>
-      </w:pPr>
-      <w:r>
-        <w:rPr/>
-        <w:t xml:space="preserve">Завдання зі сторінки </w:t>
-      </w:r>
-      <w:r>
-        <w:rPr>
-          <w:lang w:val="en-US"/>
-        </w:rPr>
-        <w:t>80</w:t>
-      </w:r>
-      <w:r>
-        <w:rPr/>
-        <w:t>:</w:t>
-      </w:r>
-    </w:p>
-    <w:p>
-      <w:pPr>
-        <w:pStyle w:val="p1"/>
-        <w:rPr/>
-      </w:pPr>
-      <w:r>
-        <w:rPr/>
-      </w:r>
-    </w:p>
-    <w:p>
-      <w:pPr>
-        <w:pStyle w:val="p1"/>
-        <w:rPr/>
-      </w:pPr>
-      <w:r>
-        <w:rPr/>
-        <w:t xml:space="preserve">1. Встановити сервіс цифрового розповсюдження ігор Steam </w:t>
-      </w:r>
-      <w:hyperlink r:id="rId2">
-        <w:r>
-          <w:rPr>
-            <w:rStyle w:val="Hyperlink"/>
-          </w:rPr>
-          <w:t>https://store.steampowered.com/about</w:t>
-        </w:r>
-      </w:hyperlink>
-      <w:r>
-        <w:rPr/>
-        <w:t xml:space="preserve"> (створити акаунт у встановленому клієнті Steam та встановити безкоштовну гру у ранньому доступі) або завантажити та встановити будь-яку безкоштовну гру з Інтернету.</w:t>
-      </w:r>
-    </w:p>
-    <w:p>
-      <w:pPr>
-        <w:pStyle w:val="p1"/>
-        <w:rPr/>
-      </w:pPr>
-      <w:r>
-        <w:rPr/>
-        <w:t xml:space="preserve">2. Зробити 3 баг-репорти для функціональних багів та 3 баг-репорти для багів локалізації або </w:t>
-      </w:r>
-      <w:r>
-        <w:rPr/>
-        <w:t>юзабіліті</w:t>
-      </w:r>
-      <w:r>
-        <w:rPr/>
-        <w:t xml:space="preserve"> та додати до звіту.</w:t>
-      </w:r>
-    </w:p>
-    <w:p>
-      <w:pPr>
-        <w:pStyle w:val="p1"/>
-        <w:rPr/>
-      </w:pPr>
-      <w:r>
-        <w:rPr/>
-      </w:r>
-    </w:p>
-    <w:p>
-      <w:pPr>
-        <w:pStyle w:val="h1"/>
-        <w:rPr/>
-      </w:pPr>
-      <w:r>
-        <w:rPr/>
-        <w:t xml:space="preserve">Виконання </w:t>
-      </w:r>
-    </w:p>
-    <w:p>
-      <w:pPr>
-        <w:pStyle w:val="p1"/>
-        <w:rPr/>
-      </w:pPr>
-      <w:r>
-        <w:rPr/>
-      </w:r>
-    </w:p>
-    <w:p>
-      <w:pPr>
-        <w:pStyle w:val="p1"/>
-        <w:rPr/>
-      </w:pPr>
-      <w:r>
-        <w:rPr/>
-        <w:t>Виконання описане на картинці нижче:</w:t>
-      </w:r>
-    </w:p>
-    <w:p>
-      <w:pPr>
-        <w:pStyle w:val="img1"/>
-        <w:rPr/>
-      </w:pPr>
-      <w:r>
-        <w:rPr/>
-      </w:r>
-    </w:p>
-    <w:p>
-      <w:pPr>
-        <w:pStyle w:val="img1"/>
-        <w:rPr/>
-      </w:pPr>
-      <w:r>
-        <w:rPr/>
-        <w:drawing>
-          <wp:inline distT="0" distB="0" distL="0" distR="0">
-            <wp:extent cx="5760085" cy="1765300"/>
-            <wp:effectExtent l="0" t="0" r="0" b="0"/>
-            <wp:docPr id="1" name="Зображення1"/>
-            <wp:cNvGraphicFramePr>
-              <a:graphicFrameLocks xmlns:a="http://schemas.openxmlformats.org/drawingml/2006/main" noChangeAspect="1"/>
-            </wp:cNvGraphicFramePr>
-            <a:graphic xmlns:a="http://schemas.openxmlformats.org/drawingml/2006/main">
-              <a:graphicData uri="http://schemas.openxmlformats.org/drawingml/2006/picture">
-                <pic:pic xmlns:pic="http://schemas.openxmlformats.org/drawingml/2006/picture">
-                  <pic:nvPicPr>
-                    <pic:cNvPr id="1" name="Зображення1"/>
-                    <pic:cNvPicPr>
-                      <a:picLocks noChangeAspect="1" noChangeArrowheads="1"/>
-                    </pic:cNvPicPr>
-                  </pic:nvPicPr>
-                  <pic:blipFill>
-                    <a:blip r:embed="rId3"/>
-                    <a:srcRect l="0" t="0" r="0" b="71974"/>
-                    <a:stretch>
-                      <a:fillRect/>
-                    </a:stretch>
-                  </pic:blipFill>
-                  <pic:spPr bwMode="auto">
-                    <a:xfrm>
-                      <a:off x="0" y="0"/>
-                      <a:ext cx="5760085" cy="1765300"/>
-                    </a:xfrm>
-                    <a:prstGeom prst="rect">
-                      <a:avLst/>
-                    </a:prstGeom>
-                    <a:noFill/>
-                  </pic:spPr>
-                </pic:pic>
-              </a:graphicData>
-            </a:graphic>
-          </wp:inline>
-        </w:drawing>
-      </w:r>
-    </w:p>
-    <w:p>
-      <w:pPr>
-        <w:pStyle w:val="img1"/>
-        <w:rPr/>
-      </w:pPr>
-      <w:r>
-        <w:rPr/>
-        <w:t xml:space="preserve">Рисунок 1.1 — </w:t>
-      </w:r>
-      <w:r>
-        <w:rPr>
-          <w:lang w:val="uk-UA"/>
-        </w:rPr>
-        <w:t>Процес заповнення таблиці</w:t>
-      </w:r>
-    </w:p>
-    <w:p>
-      <w:pPr>
-        <w:pStyle w:val="p1"/>
-        <w:rPr/>
-      </w:pPr>
-      <w:r>
-        <w:rPr/>
-      </w:r>
-    </w:p>
-    <w:p>
-      <w:pPr>
-        <w:pStyle w:val="h1"/>
-        <w:rPr/>
-      </w:pPr>
-      <w:r>
-        <w:rPr/>
-        <w:t>Висновки</w:t>
-      </w:r>
-    </w:p>
-    <w:p>
-      <w:pPr>
-        <w:pStyle w:val="p1"/>
-        <w:rPr/>
-      </w:pPr>
-      <w:r>
-        <w:rPr/>
-      </w:r>
-    </w:p>
-    <w:p>
-      <w:pPr>
-        <w:pStyle w:val="p1"/>
-        <w:rPr/>
-      </w:pPr>
-      <w:r>
-        <w:rPr/>
-        <w:t>Благодаттю Господа Ісуса Христа виконано роботу.</w:t>
-      </w:r>
-    </w:p>
-    <w:p>
-      <w:pPr>
-        <w:pStyle w:val="p1"/>
-        <w:rPr/>
-      </w:pPr>
-      <w:r>
-        <w:rPr/>
-      </w:r>
-    </w:p>
-    <w:p>
-      <w:pPr>
-        <w:pStyle w:val="h1"/>
-        <w:rPr/>
-      </w:pPr>
-      <w:r>
-        <w:rPr/>
-        <w:t>Питання</w:t>
-      </w:r>
-    </w:p>
-    <w:p>
-      <w:pPr>
-        <w:pStyle w:val="h21"/>
-        <w:rPr/>
-      </w:pPr>
-      <w:r>
-        <w:rPr/>
-        <w:t>Вказати та охарактеризувати існуючі платформи для тестування ігор.</w:t>
-      </w:r>
-    </w:p>
-    <w:p>
-      <w:pPr>
-        <w:pStyle w:val="p1"/>
-        <w:rPr/>
-      </w:pPr>
-      <w:r>
-        <w:rPr/>
-      </w:r>
-    </w:p>
-    <w:p>
-      <w:pPr>
-        <w:pStyle w:val="p1"/>
-        <w:rPr/>
-      </w:pPr>
-      <w:r>
-        <w:rPr/>
-        <w:t>Існуючі платформи для тестування ігор наступні:</w:t>
-      </w:r>
-    </w:p>
-    <w:p>
-      <w:pPr>
-        <w:pStyle w:val="p1"/>
-        <w:rPr/>
-      </w:pPr>
-      <w:r>
-        <w:rPr/>
-      </w:r>
-    </w:p>
-    <w:p>
-      <w:pPr>
-        <w:pStyle w:val="p1"/>
-        <w:rPr/>
-      </w:pPr>
-      <w:r>
-        <w:rPr/>
-        <w:t xml:space="preserve">- </w:t>
-      </w:r>
-      <w:r>
-        <w:rPr>
-          <w:lang w:val="en-US"/>
-        </w:rPr>
-        <w:t xml:space="preserve">Steam – </w:t>
-      </w:r>
-      <w:r>
-        <w:rPr>
-          <w:lang w:val="uk-UA"/>
-        </w:rPr>
-        <w:t>найпопулярніша платформа;</w:t>
-      </w:r>
-    </w:p>
-    <w:p>
-      <w:pPr>
-        <w:pStyle w:val="p1"/>
-        <w:rPr>
-          <w:lang w:val="uk-UA"/>
-        </w:rPr>
-      </w:pPr>
-      <w:r>
-        <w:rPr>
-          <w:lang w:val="uk-UA"/>
-        </w:rPr>
-        <w:t xml:space="preserve">- </w:t>
-      </w:r>
-      <w:r>
-        <w:rPr>
-          <w:lang w:val="en-US"/>
-        </w:rPr>
-        <w:t xml:space="preserve">Epic Games Store – </w:t>
-      </w:r>
-      <w:r>
-        <w:rPr>
-          <w:lang w:val="uk-UA"/>
-        </w:rPr>
-        <w:t>друга за популярністю платформа.</w:t>
-      </w:r>
-    </w:p>
-    <w:p>
-      <w:pPr>
-        <w:pStyle w:val="p1"/>
-        <w:rPr/>
-      </w:pPr>
-      <w:r>
-        <w:rPr/>
-      </w:r>
-    </w:p>
-    <w:p>
-      <w:pPr>
-        <w:pStyle w:val="h21"/>
-        <w:rPr/>
-      </w:pPr>
-      <w:r>
-        <w:rPr/>
-        <w:t>Що входить до фокус-тестування ігор? Навести приклади знайдених дефектів та обґрунтувати відповідь.</w:t>
-      </w:r>
-    </w:p>
-    <w:p>
-      <w:pPr>
-        <w:pStyle w:val="p1"/>
-        <w:rPr/>
-      </w:pPr>
-      <w:r>
-        <w:rPr/>
-      </w:r>
-    </w:p>
-    <w:p>
-      <w:pPr>
-        <w:pStyle w:val="p1"/>
-        <w:rPr/>
-      </w:pPr>
-      <w:r>
-        <w:rPr/>
-        <w:t>У фокус тестування ігор входить:</w:t>
-      </w:r>
-    </w:p>
-    <w:p>
-      <w:pPr>
-        <w:pStyle w:val="p1"/>
-        <w:rPr/>
-      </w:pPr>
-      <w:r>
-        <w:rPr/>
-      </w:r>
-    </w:p>
-    <w:p>
-      <w:pPr>
-        <w:pStyle w:val="p1"/>
-        <w:rPr/>
-      </w:pPr>
-      <w:r>
-        <w:rPr/>
-        <w:t>- ігрові механіки;</w:t>
-      </w:r>
-    </w:p>
-    <w:p>
-      <w:pPr>
-        <w:pStyle w:val="p1"/>
-        <w:rPr/>
-      </w:pPr>
-      <w:r>
-        <w:rPr/>
-        <w:t>- інтерфейс гри.</w:t>
-      </w:r>
-    </w:p>
-    <w:p>
-      <w:pPr>
-        <w:pStyle w:val="p1"/>
-        <w:rPr/>
-      </w:pPr>
-      <w:r>
-        <w:rPr/>
-      </w:r>
-    </w:p>
-    <w:p>
-      <w:pPr>
-        <w:pStyle w:val="p1"/>
-        <w:rPr/>
-      </w:pPr>
-      <w:r>
-        <w:rPr/>
-        <w:t>Прикладом помилки буде неправильно перекладений текст інтерфейсу.</w:t>
-      </w:r>
-    </w:p>
-    <w:p>
-      <w:pPr>
-        <w:pStyle w:val="p1"/>
-        <w:rPr/>
-      </w:pPr>
-      <w:r>
-        <w:rPr/>
-      </w:r>
-    </w:p>
-    <w:p>
-      <w:pPr>
-        <w:pStyle w:val="h21"/>
-        <w:rPr/>
-      </w:pPr>
-      <w:r>
-        <w:rPr/>
-        <w:t>Вказати основну мету проведення тестування локалізації. Навести приклади знайдених дефектів та обґрунтувати відповідь.</w:t>
-      </w:r>
-    </w:p>
-    <w:p>
-      <w:pPr>
-        <w:pStyle w:val="p1"/>
-        <w:rPr/>
-      </w:pPr>
-      <w:r>
-        <w:rPr/>
-      </w:r>
-    </w:p>
-    <w:p>
-      <w:pPr>
-        <w:pStyle w:val="p1"/>
-        <w:rPr/>
-      </w:pPr>
-      <w:r>
-        <w:rPr/>
-        <w:t>Метою тестування локалізації є перевірка правильності перекладів. Неправильно перекладена кнопка може збити користувача з пантелику.</w:t>
+        <w:widowControl/>
+        <w:tabs>
+          <w:tab w:val="clear" w:pos="708"/>
+          <w:tab w:val="left" w:pos="1986" w:leader="none"/>
+          <w:tab w:val="left" w:pos="4196" w:leader="none"/>
+          <w:tab w:val="center" w:pos="4961" w:leader="none"/>
+        </w:tabs>
+        <w:suppressAutoHyphens w:val="true"/>
+        <w:bidi w:val="0"/>
+        <w:spacing w:lineRule="auto" w:line="360" w:before="0" w:after="0"/>
+        <w:ind w:hanging="0" w:left="0" w:right="0"/>
+        <w:jc w:val="left"/>
+        <w:rPr/>
+      </w:pPr>
+      <w:r>
+        <w:rPr/>
+      </w:r>
+    </w:p>
+    <w:p>
+      <w:pPr>
+        <w:pStyle w:val="p1"/>
+        <w:widowControl/>
+        <w:tabs>
+          <w:tab w:val="clear" w:pos="708"/>
+          <w:tab w:val="left" w:pos="1986" w:leader="none"/>
+          <w:tab w:val="left" w:pos="4196" w:leader="none"/>
+          <w:tab w:val="center" w:pos="4961" w:leader="none"/>
+        </w:tabs>
+        <w:suppressAutoHyphens w:val="true"/>
+        <w:bidi w:val="0"/>
+        <w:spacing w:lineRule="auto" w:line="360" w:before="0" w:after="0"/>
+        <w:ind w:hanging="0" w:left="0" w:right="0"/>
+        <w:jc w:val="left"/>
+        <w:rPr/>
+      </w:pPr>
+      <w:r>
+        <w:rPr/>
       </w:r>
     </w:p>
     <w:sectPr>
+      <w:headerReference w:type="even" r:id="rId3"/>
+      <w:headerReference w:type="default" r:id="rId4"/>
+      <w:headerReference w:type="first" r:id="rId5"/>
       <w:type w:val="nextPage"/>
       <w:pgSz w:w="11906" w:h="16838"/>
-      <w:pgMar w:left="1701" w:right="1134" w:gutter="0" w:header="0" w:top="1134" w:footer="0" w:bottom="1134"/>
+      <w:pgMar w:left="1701" w:right="850" w:gutter="850" w:header="1134" w:top="1408" w:footer="0" w:bottom="1134"/>
       <w:pgNumType w:fmt="decimal"/>
       <w:formProt w:val="false"/>
       <w:textDirection w:val="lrTb"/>
@@ -964,6 +514,63 @@
     </w:sectPr>
   </w:body>
 </w:document>
+</file>
+
+<file path=word/header1.xml><?xml version="1.0" encoding="utf-8"?>
+<w:hdr xmlns:o="urn:schemas-microsoft-com:office:office" xmlns:r="http://schemas.openxmlformats.org/officeDocument/2006/relationships" xmlns:v="urn:schemas-microsoft-com:vml" xmlns:w="http://schemas.openxmlformats.org/wordprocessingml/2006/main" xmlns:w10="urn:schemas-microsoft-com:office:word" xmlns:wp="http://schemas.openxmlformats.org/drawingml/2006/wordprocessingDrawing" xmlns:pic="http://schemas.openxmlformats.org/drawingml/2006/picture" xmlns:wps="http://schemas.microsoft.com/office/word/2010/wordprocessingShape" xmlns:wpg="http://schemas.microsoft.com/office/word/2010/wordprocessingGroup" xmlns:mc="http://schemas.openxmlformats.org/markup-compatibility/2006" xmlns:wp14="http://schemas.microsoft.com/office/word/2010/wordprocessingDrawing" xmlns:w14="http://schemas.microsoft.com/office/word/2010/wordml" xmlns:w15="http://schemas.microsoft.com/office/word/2012/wordml" mc:Ignorable="w14 wp14 w15">
+  <w:p>
+    <w:pPr>
+      <w:pStyle w:val="Header"/>
+      <w:spacing w:before="0" w:after="160"/>
+      <w:jc w:val="right"/>
+      <w:rPr/>
+    </w:pPr>
+    <w:r>
+      <w:rPr/>
+    </w:r>
+    <w:bookmarkStart w:id="0" w:name="PageNumWizard_HEADER_Перша_сторінка1"/>
+    <w:bookmarkStart w:id="1" w:name="PageNumWizard_HEADER_Перша_сторінка1"/>
+    <w:bookmarkEnd w:id="1"/>
+  </w:p>
+</w:hdr>
+</file>
+
+<file path=word/header2.xml><?xml version="1.0" encoding="utf-8"?>
+<w:hdr xmlns:o="urn:schemas-microsoft-com:office:office" xmlns:r="http://schemas.openxmlformats.org/officeDocument/2006/relationships" xmlns:v="urn:schemas-microsoft-com:vml" xmlns:w="http://schemas.openxmlformats.org/wordprocessingml/2006/main" xmlns:w10="urn:schemas-microsoft-com:office:word" xmlns:wp="http://schemas.openxmlformats.org/drawingml/2006/wordprocessingDrawing" xmlns:pic="http://schemas.openxmlformats.org/drawingml/2006/picture" xmlns:wps="http://schemas.microsoft.com/office/word/2010/wordprocessingShape" xmlns:wpg="http://schemas.microsoft.com/office/word/2010/wordprocessingGroup" xmlns:mc="http://schemas.openxmlformats.org/markup-compatibility/2006" xmlns:wp14="http://schemas.microsoft.com/office/word/2010/wordprocessingDrawing" xmlns:w14="http://schemas.microsoft.com/office/word/2010/wordml" xmlns:w15="http://schemas.microsoft.com/office/word/2012/wordml" mc:Ignorable="w14 wp14 w15">
+  <w:p>
+    <w:pPr>
+      <w:pStyle w:val="Style19"/>
+      <w:suppressLineNumbers/>
+      <w:spacing w:before="0" w:after="160"/>
+      <w:rPr/>
+    </w:pPr>
+    <w:r>
+      <w:rPr/>
+    </w:r>
+  </w:p>
+</w:hdr>
+</file>
+
+<file path=word/header3.xml><?xml version="1.0" encoding="utf-8"?>
+<w:hdr xmlns:o="urn:schemas-microsoft-com:office:office" xmlns:r="http://schemas.openxmlformats.org/officeDocument/2006/relationships" xmlns:v="urn:schemas-microsoft-com:vml" xmlns:w="http://schemas.openxmlformats.org/wordprocessingml/2006/main" xmlns:w10="urn:schemas-microsoft-com:office:word" xmlns:wp="http://schemas.openxmlformats.org/drawingml/2006/wordprocessingDrawing" xmlns:pic="http://schemas.openxmlformats.org/drawingml/2006/picture" xmlns:wps="http://schemas.microsoft.com/office/word/2010/wordprocessingShape" xmlns:wpg="http://schemas.microsoft.com/office/word/2010/wordprocessingGroup" xmlns:mc="http://schemas.openxmlformats.org/markup-compatibility/2006" xmlns:wp14="http://schemas.microsoft.com/office/word/2010/wordprocessingDrawing" xmlns:w14="http://schemas.microsoft.com/office/word/2010/wordml" xmlns:w15="http://schemas.microsoft.com/office/word/2012/wordml" mc:Ignorable="w14 wp14 w15">
+  <w:p>
+    <w:pPr>
+      <w:pStyle w:val="Header"/>
+      <w:spacing w:before="0" w:after="160"/>
+      <w:jc w:val="right"/>
+      <w:rPr/>
+    </w:pPr>
+    <w:r>
+      <w:rPr/>
+    </w:r>
+  </w:p>
+</w:hdr>
+</file>
+
+<file path=word/header4.xml><?xml version="1.0" encoding="utf-8"?>
+<w:hdr xmlns:o="urn:schemas-microsoft-com:office:office" xmlns:r="http://schemas.openxmlformats.org/officeDocument/2006/relationships" xmlns:v="urn:schemas-microsoft-com:vml" xmlns:w="http://schemas.openxmlformats.org/wordprocessingml/2006/main" xmlns:w10="urn:schemas-microsoft-com:office:word" xmlns:wp="http://schemas.openxmlformats.org/drawingml/2006/wordprocessingDrawing" xmlns:pic="http://schemas.openxmlformats.org/drawingml/2006/picture" xmlns:wps="http://schemas.microsoft.com/office/word/2010/wordprocessingShape" xmlns:wpg="http://schemas.microsoft.com/office/word/2010/wordprocessingGroup" xmlns:mc="http://schemas.openxmlformats.org/markup-compatibility/2006" xmlns:wp14="http://schemas.microsoft.com/office/word/2010/wordprocessingDrawing" xmlns:w14="http://schemas.microsoft.com/office/word/2010/wordml" xmlns:w15="http://schemas.microsoft.com/office/word/2012/wordml" mc:Ignorable="w14 wp14 w15">
+  <w:p/>
+</w:hdr>
 </file>
 
 <file path=word/styles.xml><?xml version="1.0" encoding="utf-8"?>
@@ -1410,8 +1017,8 @@
       <w:lang w:val="en-US"/>
     </w:rPr>
   </w:style>
-  <w:style w:type="character" w:styleId="Style14">
-    <w:name w:val="Маркери"/>
+  <w:style w:type="character" w:styleId="user">
+    <w:name w:val="Маркери (user)"/>
     <w:qFormat/>
     <w:rPr>
       <w:rFonts w:ascii="OpenSymbol" w:hAnsi="OpenSymbol" w:eastAsia="OpenSymbol" w:cs="OpenSymbol"/>
@@ -1432,7 +1039,7 @@
       <w:u w:val="single"/>
     </w:rPr>
   </w:style>
-  <w:style w:type="paragraph" w:styleId="Style15" w:customStyle="1">
+  <w:style w:type="paragraph" w:styleId="Style14" w:customStyle="1">
     <w:name w:val="Заголовок"/>
     <w:basedOn w:val="Normal"/>
     <w:next w:val="BodyText"/>
@@ -1483,7 +1090,7 @@
       <w:szCs w:val="24"/>
     </w:rPr>
   </w:style>
-  <w:style w:type="paragraph" w:styleId="Style16" w:customStyle="1">
+  <w:style w:type="paragraph" w:styleId="Style15" w:customStyle="1">
     <w:name w:val="Покажчик"/>
     <w:basedOn w:val="Normal"/>
     <w:uiPriority w:val="0"/>
@@ -1495,7 +1102,7 @@
       <w:rFonts w:cs="Lucida Sans"/>
     </w:rPr>
   </w:style>
-  <w:style w:type="paragraph" w:styleId="user" w:customStyle="1">
+  <w:style w:type="paragraph" w:styleId="user1" w:customStyle="1">
     <w:name w:val="Заголовок (user)"/>
     <w:basedOn w:val="Normal"/>
     <w:next w:val="BodyText"/>
@@ -1511,7 +1118,7 @@
       <w:szCs w:val="28"/>
     </w:rPr>
   </w:style>
-  <w:style w:type="paragraph" w:styleId="user1" w:customStyle="1">
+  <w:style w:type="paragraph" w:styleId="user2" w:customStyle="1">
     <w:name w:val="Покажчик (user)"/>
     <w:basedOn w:val="Normal"/>
     <w:uiPriority w:val="0"/>
@@ -1553,7 +1160,7 @@
     <w:qFormat/>
     <w:pPr>
       <w:spacing w:lineRule="auto" w:line="360" w:before="0" w:after="0"/>
-      <w:ind w:firstLine="851"/>
+      <w:ind w:firstLine="709"/>
     </w:pPr>
     <w:rPr>
       <w:rFonts w:ascii="Times New Roman" w:hAnsi="Times New Roman"/>
@@ -1634,11 +1241,21 @@
       <w:lang w:val="en-US"/>
     </w:rPr>
   </w:style>
-  <w:style w:type="paragraph" w:styleId="user2">
-    <w:name w:val="Вміст рамки (user)"/>
+  <w:style w:type="paragraph" w:styleId="Style16">
+    <w:name w:val="Вміст рамки"/>
     <w:basedOn w:val="Normal"/>
     <w:qFormat/>
     <w:pPr/>
+    <w:rPr/>
+  </w:style>
+  <w:style w:type="paragraph" w:styleId="user3">
+    <w:name w:val="Вміст таблиці (user)"/>
+    <w:basedOn w:val="Normal"/>
+    <w:qFormat/>
+    <w:pPr>
+      <w:widowControl w:val="false"/>
+      <w:suppressLineNumbers/>
+    </w:pPr>
     <w:rPr/>
   </w:style>
   <w:style w:type="paragraph" w:styleId="Style17">
@@ -1651,13 +1268,48 @@
     </w:pPr>
     <w:rPr/>
   </w:style>
-  <w:style w:type="paragraph" w:styleId="user3">
-    <w:name w:val="Вміст таблиці (user)"/>
+  <w:style w:type="paragraph" w:styleId="Style18">
+    <w:name w:val="Верхній і нижній колонтитули"/>
     <w:basedOn w:val="Normal"/>
     <w:qFormat/>
     <w:pPr>
-      <w:widowControl w:val="false"/>
       <w:suppressLineNumbers/>
+      <w:tabs>
+        <w:tab w:val="clear" w:pos="708"/>
+        <w:tab w:val="center" w:pos="4535" w:leader="none"/>
+        <w:tab w:val="right" w:pos="9071" w:leader="none"/>
+      </w:tabs>
+    </w:pPr>
+    <w:rPr/>
+  </w:style>
+  <w:style w:type="paragraph" w:styleId="Header">
+    <w:name w:val="header"/>
+    <w:basedOn w:val="Style18"/>
+    <w:pPr>
+      <w:suppressLineNumbers/>
+    </w:pPr>
+    <w:rPr/>
+  </w:style>
+  <w:style w:type="paragraph" w:styleId="Style19">
+    <w:name w:val="Верхній колонтитул ліворуч"/>
+    <w:basedOn w:val="Header"/>
+    <w:qFormat/>
+    <w:pPr>
+      <w:suppressLineNumbers/>
+    </w:pPr>
+    <w:rPr/>
+  </w:style>
+  <w:style w:type="paragraph" w:styleId="Footer">
+    <w:name w:val="footer"/>
+    <w:basedOn w:val="Style18"/>
+    <w:pPr>
+      <w:suppressLineNumbers/>
+      <w:tabs>
+        <w:tab w:val="clear" w:pos="4535"/>
+        <w:tab w:val="clear" w:pos="9071"/>
+        <w:tab w:val="center" w:pos="4677" w:leader="none"/>
+        <w:tab w:val="right" w:pos="9355" w:leader="none"/>
+      </w:tabs>
     </w:pPr>
     <w:rPr/>
   </w:style>

--- a/41JP Jakist program ta testuvannja/K/JP_KNT-122_Onyshchenko_19_PZ.docx
+++ b/41JP Jakist program ta testuvannja/K/JP_KNT-122_Onyshchenko_19_PZ.docx
@@ -195,19 +195,7 @@
         <w:rPr>
           <w:lang w:val="en-US"/>
         </w:rPr>
-        <w:t>Тема «</w:t>
-      </w:r>
-      <w:r>
-        <w:rPr>
-          <w:lang w:val="en-US"/>
-        </w:rPr>
-        <w:t>Проведення тестування вебсайту</w:t>
-      </w:r>
-      <w:r>
-        <w:rPr>
-          <w:lang w:val="en-US"/>
-        </w:rPr>
-        <w:t>»</w:t>
+        <w:t>Тема «Проведення тестування вебсайту»</w:t>
       </w:r>
     </w:p>
     <w:p>
@@ -408,13 +396,15 @@
     <w:p>
       <w:pPr>
         <w:sectPr>
-          <w:headerReference w:type="default" r:id="rId2"/>
+          <w:headerReference w:type="even" r:id="rId2"/>
+          <w:headerReference w:type="default" r:id="rId3"/>
           <w:type w:val="nextPage"/>
           <w:pgSz w:w="11906" w:h="16838"/>
           <w:pgMar w:left="1134" w:right="1134" w:gutter="0" w:header="1134" w:top="1866" w:footer="0" w:bottom="1134"/>
           <w:pgNumType w:fmt="decimal"/>
           <w:formProt w:val="false"/>
           <w:textDirection w:val="lrTb"/>
+          <w:docGrid w:type="default" w:linePitch="100" w:charSpace="0"/>
         </w:sectPr>
         <w:pStyle w:val="p1"/>
         <w:widowControl/>
@@ -438,21 +428,11 @@
     </w:p>
     <w:p>
       <w:pPr>
-        <w:pStyle w:val="p1"/>
-        <w:widowControl/>
-        <w:tabs>
-          <w:tab w:val="clear" w:pos="708"/>
-          <w:tab w:val="left" w:pos="1986" w:leader="none"/>
-          <w:tab w:val="left" w:pos="4196" w:leader="none"/>
-          <w:tab w:val="center" w:pos="4961" w:leader="none"/>
-        </w:tabs>
-        <w:suppressAutoHyphens w:val="true"/>
-        <w:bidi w:val="0"/>
-        <w:spacing w:lineRule="auto" w:line="360" w:before="0" w:after="0"/>
-        <w:ind w:hanging="0" w:left="0" w:right="0"/>
-        <w:jc w:val="left"/>
-        <w:rPr/>
-      </w:pPr>
+        <w:pStyle w:val="h1"/>
+        <w:rPr/>
+      </w:pPr>
+      <w:bookmarkStart w:id="2" w:name="__RefHeading___Toc44_3727300219"/>
+      <w:bookmarkEnd w:id="2"/>
       <w:r>
         <w:rPr/>
         <w:t>Завдання</w:t>
@@ -461,49 +441,1160 @@
     <w:p>
       <w:pPr>
         <w:pStyle w:val="p1"/>
-        <w:widowControl/>
-        <w:tabs>
-          <w:tab w:val="clear" w:pos="708"/>
-          <w:tab w:val="left" w:pos="1986" w:leader="none"/>
-          <w:tab w:val="left" w:pos="4196" w:leader="none"/>
-          <w:tab w:val="center" w:pos="4961" w:leader="none"/>
-        </w:tabs>
-        <w:suppressAutoHyphens w:val="true"/>
-        <w:bidi w:val="0"/>
-        <w:spacing w:lineRule="auto" w:line="360" w:before="0" w:after="0"/>
-        <w:ind w:hanging="0" w:left="0" w:right="0"/>
-        <w:jc w:val="left"/>
-        <w:rPr/>
-      </w:pPr>
-      <w:r>
-        <w:rPr/>
-      </w:r>
-    </w:p>
-    <w:p>
-      <w:pPr>
-        <w:pStyle w:val="p1"/>
-        <w:widowControl/>
-        <w:tabs>
-          <w:tab w:val="clear" w:pos="708"/>
-          <w:tab w:val="left" w:pos="1986" w:leader="none"/>
-          <w:tab w:val="left" w:pos="4196" w:leader="none"/>
-          <w:tab w:val="center" w:pos="4961" w:leader="none"/>
-        </w:tabs>
-        <w:suppressAutoHyphens w:val="true"/>
-        <w:bidi w:val="0"/>
-        <w:spacing w:lineRule="auto" w:line="360" w:before="0" w:after="0"/>
-        <w:ind w:hanging="0" w:left="0" w:right="0"/>
-        <w:jc w:val="left"/>
-        <w:rPr/>
-      </w:pPr>
-      <w:r>
-        <w:rPr/>
-      </w:r>
+        <w:rPr/>
+      </w:pPr>
+      <w:r>
+        <w:rPr/>
+      </w:r>
+    </w:p>
+    <w:p>
+      <w:pPr>
+        <w:pStyle w:val="p1"/>
+        <w:rPr/>
+      </w:pPr>
+      <w:r>
+        <w:rPr/>
+        <w:t>1. Вибрати будь-який сайт в мережі Інтернет (магазини, салони краси тощо)</w:t>
+      </w:r>
+    </w:p>
+    <w:p>
+      <w:pPr>
+        <w:pStyle w:val="p1"/>
+        <w:rPr/>
+      </w:pPr>
+      <w:r>
+        <w:rPr/>
+        <w:t>2. Провести:</w:t>
+      </w:r>
+    </w:p>
+    <w:p>
+      <w:pPr>
+        <w:pStyle w:val="p1"/>
+        <w:rPr/>
+      </w:pPr>
+      <w:r>
+        <w:rPr/>
+        <w:t>- кросбраузерне тестування верстки сайту;</w:t>
+      </w:r>
+    </w:p>
+    <w:p>
+      <w:pPr>
+        <w:pStyle w:val="p1"/>
+        <w:rPr/>
+      </w:pPr>
+      <w:r>
+        <w:rPr/>
+        <w:t>- тестування зручність використання сайту;</w:t>
+      </w:r>
+    </w:p>
+    <w:p>
+      <w:pPr>
+        <w:pStyle w:val="p1"/>
+        <w:rPr/>
+      </w:pPr>
+      <w:r>
+        <w:rPr/>
+        <w:t>- функціональне тестування.</w:t>
+      </w:r>
+    </w:p>
+    <w:p>
+      <w:pPr>
+        <w:pStyle w:val="p1"/>
+        <w:rPr/>
+      </w:pPr>
+      <w:r>
+        <w:rPr/>
+        <w:t>Для кожного виду тестування створити короткий чекліст перевірки мінімум в трьох браузерах та навести його у звіті.</w:t>
+      </w:r>
+    </w:p>
+    <w:p>
+      <w:pPr>
+        <w:pStyle w:val="p1"/>
+        <w:rPr/>
+      </w:pPr>
+      <w:r>
+        <w:rPr/>
+        <w:t>3. Провести тестування з використанням інструментів розробника.</w:t>
+      </w:r>
+    </w:p>
+    <w:p>
+      <w:pPr>
+        <w:pStyle w:val="p1"/>
+        <w:rPr/>
+      </w:pPr>
+      <w:r>
+        <w:rPr/>
+        <w:t>4. Провести технічне тестування з використанням Xenu Link Sleuth (або інших інструментів, наприклад, Apache JMeter).</w:t>
+      </w:r>
+    </w:p>
+    <w:p>
+      <w:pPr>
+        <w:pStyle w:val="p1"/>
+        <w:rPr/>
+      </w:pPr>
+      <w:r>
+        <w:rPr/>
+        <w:t>5. Описати 7-10 знайдених дефектів у вигляді баг-репортів (для всіх інших багів у чеклістах в розділі Примітки вказати тему бага за принципом «Що? Де? Коли?»). Шаблон баг-репорта наведений на рисунку 2.1. Привласнити кожному баг-репорту свій ID, який вказати у звіті. Скріншоти самих баг-репортів навести в додатку звіту.</w:t>
+      </w:r>
+    </w:p>
+    <w:p>
+      <w:pPr>
+        <w:pStyle w:val="p1"/>
+        <w:rPr/>
+      </w:pPr>
+      <w:r>
+        <w:rPr/>
+        <w:t>6. Описати 7-10 тестових випадків для функціональної частини сайту. Шаблон тест-кейсу наведений на рисунку 2.2. Привласнити кожному із тест-кейсів свій ID, який вказати у звіті. Скріншоти розроблених тест-кейсів представити у додатку звіту.</w:t>
+      </w:r>
+    </w:p>
+    <w:p>
+      <w:pPr>
+        <w:pStyle w:val="p1"/>
+        <w:rPr/>
+      </w:pPr>
+      <w:r>
+        <w:rPr/>
+      </w:r>
+    </w:p>
+    <w:p>
+      <w:pPr>
+        <w:pStyle w:val="h1"/>
+        <w:rPr/>
+      </w:pPr>
+      <w:bookmarkStart w:id="3" w:name="__RefHeading___Toc46_3727300219"/>
+      <w:bookmarkEnd w:id="3"/>
+      <w:r>
+        <w:rPr/>
+        <w:t xml:space="preserve">Зміст </w:t>
+      </w:r>
+    </w:p>
+    <w:p>
+      <w:pPr>
+        <w:pStyle w:val="p1"/>
+        <w:rPr/>
+      </w:pPr>
+      <w:r>
+        <w:rPr/>
+      </w:r>
+    </w:p>
+    <w:sdt>
+      <w:sdtPr>
+        <w:docPartObj>
+          <w:docPartGallery w:val="Table of Contents"/>
+          <w:docPartUnique w:val="true"/>
+        </w:docPartObj>
+      </w:sdtPr>
+      <w:sdtContent>
+        <w:p>
+          <w:pPr>
+            <w:pStyle w:val="TOC1"/>
+            <w:tabs>
+              <w:tab w:val="clear" w:pos="9638"/>
+              <w:tab w:val="right" w:pos="8504" w:leader="dot"/>
+            </w:tabs>
+            <w:rPr/>
+          </w:pPr>
+          <w:r>
+            <w:fldChar w:fldCharType="begin"/>
+          </w:r>
+          <w:r>
+            <w:rPr>
+              <w:rStyle w:val="Style15"/>
+            </w:rPr>
+            <w:instrText xml:space="preserve"> TOC \f \o "1-9" \h</w:instrText>
+          </w:r>
+          <w:r>
+            <w:rPr>
+              <w:rStyle w:val="Style15"/>
+            </w:rPr>
+            <w:fldChar w:fldCharType="separate"/>
+          </w:r>
+          <w:hyperlink w:anchor="__RefHeading___Toc44_3727300219" w:tooltip="Завдання">
+            <w:r>
+              <w:rPr>
+                <w:rStyle w:val="Style15"/>
+              </w:rPr>
+              <w:t>Завдання</w:t>
+              <w:tab/>
+              <w:t>2</w:t>
+            </w:r>
+          </w:hyperlink>
+        </w:p>
+        <w:p>
+          <w:pPr>
+            <w:pStyle w:val="TOC1"/>
+            <w:tabs>
+              <w:tab w:val="clear" w:pos="9638"/>
+              <w:tab w:val="right" w:pos="8504" w:leader="dot"/>
+            </w:tabs>
+            <w:rPr/>
+          </w:pPr>
+          <w:hyperlink w:anchor="__RefHeading___Toc46_3727300219" w:tooltip="Зміст">
+            <w:r>
+              <w:rPr>
+                <w:rStyle w:val="Style15"/>
+              </w:rPr>
+              <w:t>Зміст</w:t>
+              <w:tab/>
+              <w:t>2</w:t>
+            </w:r>
+          </w:hyperlink>
+        </w:p>
+        <w:p>
+          <w:pPr>
+            <w:pStyle w:val="TOC1"/>
+            <w:tabs>
+              <w:tab w:val="clear" w:pos="9638"/>
+              <w:tab w:val="right" w:pos="8504" w:leader="dot"/>
+            </w:tabs>
+            <w:rPr/>
+          </w:pPr>
+          <w:hyperlink w:anchor="__RefHeading___Toc176_3727300219" w:tooltip="Вступ">
+            <w:r>
+              <w:rPr>
+                <w:rStyle w:val="Style15"/>
+              </w:rPr>
+              <w:t>Вступ</w:t>
+              <w:tab/>
+              <w:t>3</w:t>
+            </w:r>
+          </w:hyperlink>
+        </w:p>
+        <w:p>
+          <w:pPr>
+            <w:pStyle w:val="TOC1"/>
+            <w:tabs>
+              <w:tab w:val="clear" w:pos="9638"/>
+              <w:tab w:val="right" w:pos="8504" w:leader="dot"/>
+            </w:tabs>
+            <w:rPr/>
+          </w:pPr>
+          <w:hyperlink w:anchor="__RefHeading___Toc178_3727300219" w:tooltip="Теорія">
+            <w:r>
+              <w:rPr>
+                <w:rStyle w:val="Style15"/>
+              </w:rPr>
+              <w:t>Теорія</w:t>
+              <w:tab/>
+              <w:t>3</w:t>
+            </w:r>
+          </w:hyperlink>
+        </w:p>
+        <w:p>
+          <w:pPr>
+            <w:pStyle w:val="TOC1"/>
+            <w:tabs>
+              <w:tab w:val="clear" w:pos="9638"/>
+              <w:tab w:val="right" w:pos="8504" w:leader="dot"/>
+            </w:tabs>
+            <w:rPr/>
+          </w:pPr>
+          <w:hyperlink w:anchor="__RefHeading___Toc48_3727300219" w:tooltip="Практика">
+            <w:r>
+              <w:rPr>
+                <w:rStyle w:val="Style15"/>
+              </w:rPr>
+              <w:t>Практика</w:t>
+              <w:tab/>
+              <w:t>3</w:t>
+            </w:r>
+          </w:hyperlink>
+        </w:p>
+        <w:p>
+          <w:pPr>
+            <w:pStyle w:val="TOC1"/>
+            <w:tabs>
+              <w:tab w:val="clear" w:pos="9638"/>
+              <w:tab w:val="right" w:pos="8504" w:leader="dot"/>
+            </w:tabs>
+            <w:rPr/>
+          </w:pPr>
+          <w:hyperlink w:anchor="__RefHeading___Toc180_3727300219" w:tooltip="Висновки">
+            <w:r>
+              <w:rPr>
+                <w:rStyle w:val="Style15"/>
+              </w:rPr>
+              <w:t>Висновки</w:t>
+              <w:tab/>
+              <w:t>7</w:t>
+            </w:r>
+          </w:hyperlink>
+        </w:p>
+        <w:p>
+          <w:pPr>
+            <w:pStyle w:val="TOC1"/>
+            <w:tabs>
+              <w:tab w:val="clear" w:pos="9638"/>
+              <w:tab w:val="right" w:pos="8504" w:leader="dot"/>
+            </w:tabs>
+            <w:rPr/>
+          </w:pPr>
+          <w:hyperlink w:anchor="__RefHeading___Toc182_3727300219" w:tooltip="Список джерел посилань">
+            <w:r>
+              <w:rPr>
+                <w:rStyle w:val="Style15"/>
+              </w:rPr>
+              <w:t>Список джерел посилань</w:t>
+              <w:tab/>
+              <w:t>8</w:t>
+            </w:r>
+          </w:hyperlink>
+          <w:r>
+            <w:rPr>
+              <w:rStyle w:val="Style15"/>
+            </w:rPr>
+            <w:fldChar w:fldCharType="end"/>
+          </w:r>
+        </w:p>
+      </w:sdtContent>
+    </w:sdt>
+    <w:p>
+      <w:pPr>
+        <w:pStyle w:val="p1"/>
+        <w:rPr/>
+      </w:pPr>
+      <w:r>
+        <w:rPr/>
+      </w:r>
+    </w:p>
+    <w:p>
+      <w:pPr>
+        <w:pStyle w:val="p1"/>
+        <w:rPr/>
+      </w:pPr>
+      <w:r>
+        <w:rPr/>
+      </w:r>
+    </w:p>
+    <w:p>
+      <w:pPr>
+        <w:pStyle w:val="h1"/>
+        <w:rPr/>
+      </w:pPr>
+      <w:bookmarkStart w:id="4" w:name="__RefHeading___Toc176_3727300219"/>
+      <w:bookmarkEnd w:id="4"/>
+      <w:r>
+        <w:rPr/>
+        <w:t>Вступ</w:t>
+      </w:r>
+    </w:p>
+    <w:p>
+      <w:pPr>
+        <w:pStyle w:val="p1"/>
+        <w:rPr/>
+      </w:pPr>
+      <w:r>
+        <w:rPr/>
+      </w:r>
+    </w:p>
+    <w:p>
+      <w:pPr>
+        <w:pStyle w:val="p1"/>
+        <w:rPr/>
+      </w:pPr>
+      <w:r>
+        <w:rPr/>
+        <w:t xml:space="preserve">Для виконання завдання було залучено програму </w:t>
+      </w:r>
+      <w:r>
+        <w:rPr>
+          <w:lang w:val="en-US"/>
+        </w:rPr>
+        <w:t xml:space="preserve">Apache JMeter. </w:t>
+      </w:r>
+      <w:r>
+        <w:rPr>
+          <w:lang w:val="uk-UA"/>
+        </w:rPr>
+        <w:t>Для тестування сайту було проведено ряд робіт, зокрема створення чек-лісту та тест-кейсів тестування.</w:t>
+      </w:r>
+    </w:p>
+    <w:p>
+      <w:pPr>
+        <w:pStyle w:val="p1"/>
+        <w:rPr>
+          <w:lang w:val="uk-UA"/>
+        </w:rPr>
+      </w:pPr>
+      <w:r>
+        <w:rPr>
+          <w:lang w:val="uk-UA"/>
+        </w:rPr>
+      </w:r>
+    </w:p>
+    <w:p>
+      <w:pPr>
+        <w:pStyle w:val="h1"/>
+        <w:rPr/>
+      </w:pPr>
+      <w:bookmarkStart w:id="5" w:name="__RefHeading___Toc178_3727300219"/>
+      <w:bookmarkEnd w:id="5"/>
+      <w:r>
+        <w:rPr/>
+        <w:t>Теорія</w:t>
+      </w:r>
+    </w:p>
+    <w:p>
+      <w:pPr>
+        <w:pStyle w:val="p1"/>
+        <w:rPr/>
+      </w:pPr>
+      <w:r>
+        <w:rPr/>
+      </w:r>
+    </w:p>
+    <w:p>
+      <w:pPr>
+        <w:pStyle w:val="p1"/>
+        <w:rPr/>
+      </w:pPr>
+      <w:r>
+        <w:rPr/>
+        <w:t>Існує багато різних видів тестування програмного забезпечення.</w:t>
+      </w:r>
+    </w:p>
+    <w:p>
+      <w:pPr>
+        <w:pStyle w:val="p1"/>
+        <w:rPr/>
+      </w:pPr>
+      <w:r>
+        <w:rPr/>
+        <w:t>Деякі з них:</w:t>
+      </w:r>
+    </w:p>
+    <w:p>
+      <w:pPr>
+        <w:pStyle w:val="p1"/>
+        <w:rPr/>
+      </w:pPr>
+      <w:r>
+        <w:rPr/>
+        <w:t>- активне тестування — тестування полягає у введені тестових даних та аналізу результатів. Зазвичай проводиться командою.</w:t>
+      </w:r>
+    </w:p>
+    <w:p>
+      <w:pPr>
+        <w:pStyle w:val="p1"/>
+        <w:rPr/>
+      </w:pPr>
+      <w:r>
+        <w:rPr/>
+        <w:t xml:space="preserve">- гнучке тестування — </w:t>
+      </w:r>
+      <w:r>
+        <w:rPr>
+          <w:lang w:val="en-US"/>
+        </w:rPr>
+        <w:t xml:space="preserve">(Agile </w:t>
+      </w:r>
+      <w:r>
+        <w:rPr>
+          <w:lang w:val="uk-UA"/>
+        </w:rPr>
+        <w:t>тестування) — тестування з точки зору клієнту;</w:t>
+      </w:r>
+    </w:p>
+    <w:p>
+      <w:pPr>
+        <w:pStyle w:val="p1"/>
+        <w:rPr>
+          <w:lang w:val="uk-UA"/>
+        </w:rPr>
+      </w:pPr>
+      <w:r>
+        <w:rPr>
+          <w:lang w:val="uk-UA"/>
+        </w:rPr>
+        <w:t xml:space="preserve">- тестування довготривалості — тестування, яке визначає наскільки довговічним може бути продукт. </w:t>
+      </w:r>
+      <w:r>
+        <w:rPr>
+          <w:lang w:val="en-US"/>
+        </w:rPr>
+        <w:t>[1]</w:t>
+      </w:r>
+    </w:p>
+    <w:p>
+      <w:pPr>
+        <w:pStyle w:val="p1"/>
+        <w:rPr/>
+      </w:pPr>
+      <w:r>
+        <w:rPr/>
+      </w:r>
+    </w:p>
+    <w:p>
+      <w:pPr>
+        <w:pStyle w:val="h1"/>
+        <w:rPr/>
+      </w:pPr>
+      <w:bookmarkStart w:id="6" w:name="__RefHeading___Toc48_3727300219"/>
+      <w:bookmarkEnd w:id="6"/>
+      <w:r>
+        <w:rPr/>
+        <w:t>Практика</w:t>
+      </w:r>
+    </w:p>
+    <w:p>
+      <w:pPr>
+        <w:pStyle w:val="p1"/>
+        <w:rPr>
+          <w:lang w:val="uk-UA"/>
+        </w:rPr>
+      </w:pPr>
+      <w:r>
+        <w:rPr>
+          <w:lang w:val="uk-UA"/>
+        </w:rPr>
+      </w:r>
+    </w:p>
+    <w:p>
+      <w:pPr>
+        <w:pStyle w:val="p1"/>
+        <w:rPr>
+          <w:lang w:val="uk-UA"/>
+        </w:rPr>
+      </w:pPr>
+      <w:r>
+        <w:rPr>
+          <w:lang w:val="uk-UA"/>
+        </w:rPr>
+        <w:t>Спочатку було створено чекліст браузерної верстки.</w:t>
+      </w:r>
+    </w:p>
+    <w:p>
+      <w:pPr>
+        <w:pStyle w:val="p1"/>
+        <w:rPr>
+          <w:lang w:val="uk-UA"/>
+        </w:rPr>
+      </w:pPr>
+      <w:r>
+        <w:rPr>
+          <w:lang w:val="uk-UA"/>
+        </w:rPr>
+        <w:t>Процес виконання описаний на рисунку нижче:</w:t>
+      </w:r>
+    </w:p>
+    <w:p>
+      <w:pPr>
+        <w:pStyle w:val="p1"/>
+        <w:rPr>
+          <w:lang w:val="uk-UA"/>
+        </w:rPr>
+      </w:pPr>
+      <w:r>
+        <w:rPr>
+          <w:lang w:val="uk-UA"/>
+        </w:rPr>
+      </w:r>
+    </w:p>
+    <w:p>
+      <w:pPr>
+        <w:pStyle w:val="img1"/>
+        <w:rPr/>
+      </w:pPr>
+      <w:r>
+        <w:rPr/>
+        <w:drawing>
+          <wp:inline distT="0" distB="0" distL="0" distR="0">
+            <wp:extent cx="5400675" cy="3037840"/>
+            <wp:effectExtent l="0" t="0" r="0" b="0"/>
+            <wp:docPr id="1" name="Зображення1"/>
+            <wp:cNvGraphicFramePr>
+              <a:graphicFrameLocks xmlns:a="http://schemas.openxmlformats.org/drawingml/2006/main" noChangeAspect="1"/>
+            </wp:cNvGraphicFramePr>
+            <a:graphic xmlns:a="http://schemas.openxmlformats.org/drawingml/2006/main">
+              <a:graphicData uri="http://schemas.openxmlformats.org/drawingml/2006/picture">
+                <pic:pic xmlns:pic="http://schemas.openxmlformats.org/drawingml/2006/picture">
+                  <pic:nvPicPr>
+                    <pic:cNvPr id="1" name="Зображення1"/>
+                    <pic:cNvPicPr>
+                      <a:picLocks noChangeAspect="1" noChangeArrowheads="1"/>
+                    </pic:cNvPicPr>
+                  </pic:nvPicPr>
+                  <pic:blipFill>
+                    <a:blip r:embed="rId4"/>
+                    <a:stretch>
+                      <a:fillRect/>
+                    </a:stretch>
+                  </pic:blipFill>
+                  <pic:spPr bwMode="auto">
+                    <a:xfrm>
+                      <a:off x="0" y="0"/>
+                      <a:ext cx="5400675" cy="3037840"/>
+                    </a:xfrm>
+                    <a:prstGeom prst="rect">
+                      <a:avLst/>
+                    </a:prstGeom>
+                    <a:noFill/>
+                  </pic:spPr>
+                </pic:pic>
+              </a:graphicData>
+            </a:graphic>
+          </wp:inline>
+        </w:drawing>
+      </w:r>
+    </w:p>
+    <w:p>
+      <w:pPr>
+        <w:pStyle w:val="img1"/>
+        <w:rPr/>
+      </w:pPr>
+      <w:r>
+        <w:rPr/>
+        <w:t>Рисунок 1.1 — Чекліст крос-браузерної верстки</w:t>
+      </w:r>
+    </w:p>
+    <w:p>
+      <w:pPr>
+        <w:pStyle w:val="p1"/>
+        <w:rPr>
+          <w:lang w:val="uk-UA"/>
+        </w:rPr>
+      </w:pPr>
+      <w:r>
+        <w:rPr>
+          <w:lang w:val="uk-UA"/>
+        </w:rPr>
+      </w:r>
+    </w:p>
+    <w:p>
+      <w:pPr>
+        <w:pStyle w:val="p1"/>
+        <w:rPr>
+          <w:lang w:val="uk-UA"/>
+        </w:rPr>
+      </w:pPr>
+      <w:r>
+        <w:rPr>
+          <w:lang w:val="uk-UA"/>
+        </w:rPr>
+        <w:t>Далі було додано інші чеклісти та створено баг репорт.</w:t>
+      </w:r>
+    </w:p>
+    <w:p>
+      <w:pPr>
+        <w:pStyle w:val="p1"/>
+        <w:rPr>
+          <w:lang w:val="uk-UA"/>
+        </w:rPr>
+      </w:pPr>
+      <w:r>
+        <w:rPr>
+          <w:lang w:val="uk-UA"/>
+        </w:rPr>
+        <w:t>Деталі баг-репорту наведено нижче на картинці:</w:t>
+      </w:r>
+    </w:p>
+    <w:p>
+      <w:pPr>
+        <w:pStyle w:val="p1"/>
+        <w:rPr>
+          <w:lang w:val="uk-UA"/>
+        </w:rPr>
+      </w:pPr>
+      <w:r>
+        <w:rPr>
+          <w:lang w:val="uk-UA"/>
+        </w:rPr>
+      </w:r>
+    </w:p>
+    <w:p>
+      <w:pPr>
+        <w:pStyle w:val="img1"/>
+        <w:rPr/>
+      </w:pPr>
+      <w:r>
+        <w:rPr/>
+        <w:drawing>
+          <wp:inline distT="0" distB="0" distL="0" distR="0">
+            <wp:extent cx="5400675" cy="5902325"/>
+            <wp:effectExtent l="0" t="0" r="0" b="0"/>
+            <wp:docPr id="2" name="Зображення2"/>
+            <wp:cNvGraphicFramePr>
+              <a:graphicFrameLocks xmlns:a="http://schemas.openxmlformats.org/drawingml/2006/main" noChangeAspect="1"/>
+            </wp:cNvGraphicFramePr>
+            <a:graphic xmlns:a="http://schemas.openxmlformats.org/drawingml/2006/main">
+              <a:graphicData uri="http://schemas.openxmlformats.org/drawingml/2006/picture">
+                <pic:pic xmlns:pic="http://schemas.openxmlformats.org/drawingml/2006/picture">
+                  <pic:nvPicPr>
+                    <pic:cNvPr id="2" name="Зображення2"/>
+                    <pic:cNvPicPr>
+                      <a:picLocks noChangeAspect="1" noChangeArrowheads="1"/>
+                    </pic:cNvPicPr>
+                  </pic:nvPicPr>
+                  <pic:blipFill>
+                    <a:blip r:embed="rId5"/>
+                    <a:stretch>
+                      <a:fillRect/>
+                    </a:stretch>
+                  </pic:blipFill>
+                  <pic:spPr bwMode="auto">
+                    <a:xfrm>
+                      <a:off x="0" y="0"/>
+                      <a:ext cx="5400675" cy="5902325"/>
+                    </a:xfrm>
+                    <a:prstGeom prst="rect">
+                      <a:avLst/>
+                    </a:prstGeom>
+                    <a:noFill/>
+                  </pic:spPr>
+                </pic:pic>
+              </a:graphicData>
+            </a:graphic>
+          </wp:inline>
+        </w:drawing>
+      </w:r>
+    </w:p>
+    <w:p>
+      <w:pPr>
+        <w:pStyle w:val="img1"/>
+        <w:rPr/>
+      </w:pPr>
+      <w:r>
+        <w:rPr/>
+        <w:t>Рисунок 1.2 — Баг репорт з доданими багами</w:t>
+      </w:r>
+    </w:p>
+    <w:p>
+      <w:pPr>
+        <w:pStyle w:val="p1"/>
+        <w:rPr>
+          <w:lang w:val="uk-UA"/>
+        </w:rPr>
+      </w:pPr>
+      <w:r>
+        <w:rPr>
+          <w:lang w:val="uk-UA"/>
+        </w:rPr>
+      </w:r>
+    </w:p>
+    <w:p>
+      <w:pPr>
+        <w:pStyle w:val="p1"/>
+        <w:rPr>
+          <w:lang w:val="uk-UA"/>
+        </w:rPr>
+      </w:pPr>
+      <w:r>
+        <w:rPr>
+          <w:lang w:val="uk-UA"/>
+        </w:rPr>
+        <w:t xml:space="preserve">Після цього було використано </w:t>
+      </w:r>
+      <w:r>
+        <w:rPr>
+          <w:lang w:val="en-US"/>
+        </w:rPr>
+        <w:t xml:space="preserve">JMeter </w:t>
+      </w:r>
+      <w:r>
+        <w:rPr>
+          <w:lang w:val="uk-UA"/>
+        </w:rPr>
+        <w:t xml:space="preserve">для надсилання простого </w:t>
+      </w:r>
+      <w:r>
+        <w:rPr>
+          <w:lang w:val="en-US"/>
+        </w:rPr>
+        <w:t xml:space="preserve">HTTP </w:t>
+      </w:r>
+      <w:r>
+        <w:rPr>
+          <w:lang w:val="uk-UA"/>
+        </w:rPr>
+        <w:t xml:space="preserve">запиту до сторінки сайту. </w:t>
+      </w:r>
+    </w:p>
+    <w:p>
+      <w:pPr>
+        <w:pStyle w:val="p1"/>
+        <w:rPr>
+          <w:lang w:val="uk-UA"/>
+        </w:rPr>
+      </w:pPr>
+      <w:r>
+        <w:rPr>
+          <w:lang w:val="uk-UA"/>
+        </w:rPr>
+        <w:t>Деталі наведено нижче на картинці:</w:t>
+      </w:r>
+    </w:p>
+    <w:p>
+      <w:pPr>
+        <w:pStyle w:val="p1"/>
+        <w:rPr>
+          <w:lang w:val="uk-UA"/>
+        </w:rPr>
+      </w:pPr>
+      <w:r>
+        <w:rPr>
+          <w:lang w:val="uk-UA"/>
+        </w:rPr>
+      </w:r>
+    </w:p>
+    <w:p>
+      <w:pPr>
+        <w:pStyle w:val="img1"/>
+        <w:rPr/>
+      </w:pPr>
+      <w:r>
+        <w:rPr/>
+        <w:drawing>
+          <wp:inline distT="0" distB="0" distL="0" distR="0">
+            <wp:extent cx="5400675" cy="5906770"/>
+            <wp:effectExtent l="0" t="0" r="0" b="0"/>
+            <wp:docPr id="3" name="Зображення3"/>
+            <wp:cNvGraphicFramePr>
+              <a:graphicFrameLocks xmlns:a="http://schemas.openxmlformats.org/drawingml/2006/main" noChangeAspect="1"/>
+            </wp:cNvGraphicFramePr>
+            <a:graphic xmlns:a="http://schemas.openxmlformats.org/drawingml/2006/main">
+              <a:graphicData uri="http://schemas.openxmlformats.org/drawingml/2006/picture">
+                <pic:pic xmlns:pic="http://schemas.openxmlformats.org/drawingml/2006/picture">
+                  <pic:nvPicPr>
+                    <pic:cNvPr id="3" name="Зображення3"/>
+                    <pic:cNvPicPr>
+                      <a:picLocks noChangeAspect="1" noChangeArrowheads="1"/>
+                    </pic:cNvPicPr>
+                  </pic:nvPicPr>
+                  <pic:blipFill>
+                    <a:blip r:embed="rId6"/>
+                    <a:stretch>
+                      <a:fillRect/>
+                    </a:stretch>
+                  </pic:blipFill>
+                  <pic:spPr bwMode="auto">
+                    <a:xfrm>
+                      <a:off x="0" y="0"/>
+                      <a:ext cx="5400675" cy="5906770"/>
+                    </a:xfrm>
+                    <a:prstGeom prst="rect">
+                      <a:avLst/>
+                    </a:prstGeom>
+                    <a:noFill/>
+                  </pic:spPr>
+                </pic:pic>
+              </a:graphicData>
+            </a:graphic>
+          </wp:inline>
+        </w:drawing>
+      </w:r>
+    </w:p>
+    <w:p>
+      <w:pPr>
+        <w:pStyle w:val="img1"/>
+        <w:rPr/>
+      </w:pPr>
+      <w:r>
+        <w:rPr/>
+        <w:t xml:space="preserve">Рисунок 1.3 — Створений </w:t>
+      </w:r>
+      <w:r>
+        <w:rPr>
+          <w:lang w:val="en-US"/>
+        </w:rPr>
+        <w:t xml:space="preserve">HTTP </w:t>
+      </w:r>
+      <w:r>
+        <w:rPr/>
+        <w:t>запит до сторінки</w:t>
+      </w:r>
+    </w:p>
+    <w:p>
+      <w:pPr>
+        <w:pStyle w:val="p1"/>
+        <w:rPr>
+          <w:lang w:val="uk-UA"/>
+        </w:rPr>
+      </w:pPr>
+      <w:r>
+        <w:rPr>
+          <w:lang w:val="uk-UA"/>
+        </w:rPr>
+      </w:r>
+    </w:p>
+    <w:p>
+      <w:pPr>
+        <w:pStyle w:val="p1"/>
+        <w:rPr>
+          <w:lang w:val="uk-UA"/>
+        </w:rPr>
+      </w:pPr>
+      <w:r>
+        <w:rPr>
+          <w:lang w:val="uk-UA"/>
+        </w:rPr>
+        <w:t>Далі було створено тест кейси для різних випадків функцій сайту.</w:t>
+      </w:r>
+    </w:p>
+    <w:p>
+      <w:pPr>
+        <w:pStyle w:val="p1"/>
+        <w:rPr>
+          <w:lang w:val="uk-UA"/>
+        </w:rPr>
+      </w:pPr>
+      <w:r>
+        <w:rPr>
+          <w:lang w:val="uk-UA"/>
+        </w:rPr>
+        <w:t>Деталі наведено нижче на малюнку:</w:t>
+      </w:r>
+    </w:p>
+    <w:p>
+      <w:pPr>
+        <w:pStyle w:val="p1"/>
+        <w:rPr>
+          <w:lang w:val="uk-UA"/>
+        </w:rPr>
+      </w:pPr>
+      <w:r>
+        <w:rPr>
+          <w:lang w:val="uk-UA"/>
+        </w:rPr>
+      </w:r>
+    </w:p>
+    <w:p>
+      <w:pPr>
+        <w:pStyle w:val="img1"/>
+        <w:rPr/>
+      </w:pPr>
+      <w:r>
+        <w:rPr/>
+        <w:drawing>
+          <wp:inline distT="0" distB="0" distL="0" distR="0">
+            <wp:extent cx="5400675" cy="5906770"/>
+            <wp:effectExtent l="0" t="0" r="0" b="0"/>
+            <wp:docPr id="4" name="Зображення4"/>
+            <wp:cNvGraphicFramePr>
+              <a:graphicFrameLocks xmlns:a="http://schemas.openxmlformats.org/drawingml/2006/main" noChangeAspect="1"/>
+            </wp:cNvGraphicFramePr>
+            <a:graphic xmlns:a="http://schemas.openxmlformats.org/drawingml/2006/main">
+              <a:graphicData uri="http://schemas.openxmlformats.org/drawingml/2006/picture">
+                <pic:pic xmlns:pic="http://schemas.openxmlformats.org/drawingml/2006/picture">
+                  <pic:nvPicPr>
+                    <pic:cNvPr id="4" name="Зображення4"/>
+                    <pic:cNvPicPr>
+                      <a:picLocks noChangeAspect="1" noChangeArrowheads="1"/>
+                    </pic:cNvPicPr>
+                  </pic:nvPicPr>
+                  <pic:blipFill>
+                    <a:blip r:embed="rId7"/>
+                    <a:stretch>
+                      <a:fillRect/>
+                    </a:stretch>
+                  </pic:blipFill>
+                  <pic:spPr bwMode="auto">
+                    <a:xfrm>
+                      <a:off x="0" y="0"/>
+                      <a:ext cx="5400675" cy="5906770"/>
+                    </a:xfrm>
+                    <a:prstGeom prst="rect">
+                      <a:avLst/>
+                    </a:prstGeom>
+                    <a:noFill/>
+                  </pic:spPr>
+                </pic:pic>
+              </a:graphicData>
+            </a:graphic>
+          </wp:inline>
+        </w:drawing>
+      </w:r>
+    </w:p>
+    <w:p>
+      <w:pPr>
+        <w:pStyle w:val="img1"/>
+        <w:rPr/>
+      </w:pPr>
+      <w:r>
+        <w:rPr/>
+        <w:t xml:space="preserve">Рисунок 1.4 — </w:t>
+      </w:r>
+      <w:r>
+        <w:rPr/>
+        <w:t xml:space="preserve">Тест кейси </w:t>
+      </w:r>
+      <w:r>
+        <w:rPr/>
+        <w:t>заповнен</w:t>
+      </w:r>
+      <w:r>
+        <w:rPr/>
+        <w:t>і</w:t>
+      </w:r>
+    </w:p>
+    <w:p>
+      <w:pPr>
+        <w:pStyle w:val="p1"/>
+        <w:rPr/>
+      </w:pPr>
+      <w:r>
+        <w:rPr/>
+      </w:r>
+    </w:p>
+    <w:p>
+      <w:pPr>
+        <w:pStyle w:val="h1"/>
+        <w:rPr/>
+      </w:pPr>
+      <w:bookmarkStart w:id="7" w:name="__RefHeading___Toc180_3727300219"/>
+      <w:bookmarkEnd w:id="7"/>
+      <w:r>
+        <w:rPr/>
+        <w:t>Висновки</w:t>
+      </w:r>
+    </w:p>
+    <w:p>
+      <w:pPr>
+        <w:pStyle w:val="p1"/>
+        <w:rPr>
+          <w:lang w:val="uk-UA"/>
+        </w:rPr>
+      </w:pPr>
+      <w:r>
+        <w:rPr>
+          <w:lang w:val="uk-UA"/>
+        </w:rPr>
+      </w:r>
+    </w:p>
+    <w:p>
+      <w:pPr>
+        <w:pStyle w:val="p1"/>
+        <w:rPr>
+          <w:lang w:val="uk-UA"/>
+        </w:rPr>
+      </w:pPr>
+      <w:r>
+        <w:rPr>
+          <w:lang w:val="uk-UA"/>
+        </w:rPr>
+        <w:t xml:space="preserve">Було створено чек-лісти та тест кейси тестування сайту </w:t>
+      </w:r>
+      <w:r>
+        <w:rPr>
+          <w:lang w:val="en-US"/>
+        </w:rPr>
+        <w:t>Enko.</w:t>
+      </w:r>
+    </w:p>
+    <w:p>
+      <w:pPr>
+        <w:pStyle w:val="p1"/>
+        <w:rPr>
+          <w:lang w:val="uk-UA"/>
+        </w:rPr>
+      </w:pPr>
+      <w:r>
+        <w:rPr>
+          <w:lang w:val="uk-UA"/>
+        </w:rPr>
+        <w:t xml:space="preserve">Під час роботи було також використано інструмент </w:t>
+      </w:r>
+      <w:r>
+        <w:rPr>
+          <w:lang w:val="en-US"/>
+        </w:rPr>
+        <w:t xml:space="preserve">Apache JMeter </w:t>
+      </w:r>
+      <w:r>
+        <w:rPr>
+          <w:lang w:val="uk-UA"/>
+        </w:rPr>
+        <w:t xml:space="preserve">для надсилання простих </w:t>
+      </w:r>
+      <w:r>
+        <w:rPr>
+          <w:lang w:val="en-US"/>
+        </w:rPr>
+        <w:t xml:space="preserve">HTTP </w:t>
+      </w:r>
+      <w:r>
+        <w:rPr>
+          <w:lang w:val="uk-UA"/>
+        </w:rPr>
+        <w:t xml:space="preserve">запитів типу </w:t>
+      </w:r>
+      <w:r>
+        <w:rPr>
+          <w:lang w:val="en-US"/>
+        </w:rPr>
+        <w:t>POST.</w:t>
+      </w:r>
+    </w:p>
+    <w:p>
+      <w:pPr>
+        <w:pStyle w:val="p1"/>
+        <w:rPr>
+          <w:lang w:val="en-US"/>
+        </w:rPr>
+      </w:pPr>
+      <w:r>
+        <w:rPr>
+          <w:lang w:val="en-US"/>
+        </w:rPr>
+      </w:r>
+    </w:p>
+    <w:p>
+      <w:pPr>
+        <w:pStyle w:val="h1"/>
+        <w:rPr/>
+      </w:pPr>
+      <w:bookmarkStart w:id="8" w:name="__RefHeading___Toc182_3727300219"/>
+      <w:bookmarkEnd w:id="8"/>
+      <w:r>
+        <w:rPr/>
+        <w:t>Список джерел посилань</w:t>
+      </w:r>
+    </w:p>
+    <w:p>
+      <w:pPr>
+        <w:pStyle w:val="p1"/>
+        <w:rPr>
+          <w:lang w:val="uk-UA"/>
+        </w:rPr>
+      </w:pPr>
+      <w:r>
+        <w:rPr>
+          <w:lang w:val="uk-UA"/>
+        </w:rPr>
+      </w:r>
+    </w:p>
+    <w:p>
+      <w:pPr>
+        <w:pStyle w:val="p1"/>
+        <w:rPr>
+          <w:lang w:val="uk-UA"/>
+        </w:rPr>
+      </w:pPr>
+      <w:r>
+        <w:rPr>
+          <w:lang w:val="uk-UA"/>
+        </w:rPr>
+        <w:t xml:space="preserve">1. </w:t>
+      </w:r>
+      <w:r>
+        <w:rPr>
+          <w:lang w:val="en-US"/>
+        </w:rPr>
+        <w:t xml:space="preserve">Guru99, Kinds of testing [Access mode]. – </w:t>
+      </w:r>
+      <w:hyperlink r:id="rId8">
+        <w:r>
+          <w:rPr>
+            <w:rStyle w:val="Hyperlink"/>
+            <w:lang w:val="en-US"/>
+          </w:rPr>
+          <w:t>https://www.guru99.com/uk/types-of-software-testing.html</w:t>
+        </w:r>
+      </w:hyperlink>
     </w:p>
     <w:sectPr>
-      <w:headerReference w:type="even" r:id="rId3"/>
-      <w:headerReference w:type="default" r:id="rId4"/>
-      <w:headerReference w:type="first" r:id="rId5"/>
+      <w:headerReference w:type="even" r:id="rId9"/>
+      <w:headerReference w:type="default" r:id="rId10"/>
+      <w:headerReference w:type="first" r:id="rId11"/>
       <w:type w:val="nextPage"/>
       <w:pgSz w:w="11906" w:h="16838"/>
       <w:pgMar w:left="1701" w:right="850" w:gutter="850" w:header="1134" w:top="1408" w:footer="0" w:bottom="1134"/>
@@ -517,6 +1608,22 @@
 </file>
 
 <file path=word/header1.xml><?xml version="1.0" encoding="utf-8"?>
+<w:hdr xmlns:o="urn:schemas-microsoft-com:office:office" xmlns:r="http://schemas.openxmlformats.org/officeDocument/2006/relationships" xmlns:v="urn:schemas-microsoft-com:vml" xmlns:w="http://schemas.openxmlformats.org/wordprocessingml/2006/main" xmlns:w10="urn:schemas-microsoft-com:office:word" xmlns:wp="http://schemas.openxmlformats.org/drawingml/2006/wordprocessingDrawing" xmlns:pic="http://schemas.openxmlformats.org/drawingml/2006/picture" xmlns:wps="http://schemas.microsoft.com/office/word/2010/wordprocessingShape" xmlns:wpg="http://schemas.microsoft.com/office/word/2010/wordprocessingGroup" xmlns:mc="http://schemas.openxmlformats.org/markup-compatibility/2006" xmlns:wp14="http://schemas.microsoft.com/office/word/2010/wordprocessingDrawing" xmlns:w14="http://schemas.microsoft.com/office/word/2010/wordml" xmlns:w15="http://schemas.microsoft.com/office/word/2012/wordml" mc:Ignorable="w14 wp14 w15">
+  <w:p>
+    <w:pPr>
+      <w:pStyle w:val="Header"/>
+      <w:suppressLineNumbers/>
+      <w:spacing w:before="0" w:after="160"/>
+      <w:rPr/>
+    </w:pPr>
+    <w:r>
+      <w:rPr/>
+    </w:r>
+  </w:p>
+</w:hdr>
+</file>
+
+<file path=word/header2.xml><?xml version="1.0" encoding="utf-8"?>
 <w:hdr xmlns:o="urn:schemas-microsoft-com:office:office" xmlns:r="http://schemas.openxmlformats.org/officeDocument/2006/relationships" xmlns:v="urn:schemas-microsoft-com:vml" xmlns:w="http://schemas.openxmlformats.org/wordprocessingml/2006/main" xmlns:w10="urn:schemas-microsoft-com:office:word" xmlns:wp="http://schemas.openxmlformats.org/drawingml/2006/wordprocessingDrawing" xmlns:pic="http://schemas.openxmlformats.org/drawingml/2006/picture" xmlns:wps="http://schemas.microsoft.com/office/word/2010/wordprocessingShape" xmlns:wpg="http://schemas.microsoft.com/office/word/2010/wordprocessingGroup" xmlns:mc="http://schemas.openxmlformats.org/markup-compatibility/2006" xmlns:wp14="http://schemas.microsoft.com/office/word/2010/wordprocessingDrawing" xmlns:w14="http://schemas.microsoft.com/office/word/2010/wordml" xmlns:w15="http://schemas.microsoft.com/office/word/2012/wordml" mc:Ignorable="w14 wp14 w15">
   <w:p>
     <w:pPr>
@@ -535,11 +1642,11 @@
 </w:hdr>
 </file>
 
-<file path=word/header2.xml><?xml version="1.0" encoding="utf-8"?>
+<file path=word/header3.xml><?xml version="1.0" encoding="utf-8"?>
 <w:hdr xmlns:o="urn:schemas-microsoft-com:office:office" xmlns:r="http://schemas.openxmlformats.org/officeDocument/2006/relationships" xmlns:v="urn:schemas-microsoft-com:vml" xmlns:w="http://schemas.openxmlformats.org/wordprocessingml/2006/main" xmlns:w10="urn:schemas-microsoft-com:office:word" xmlns:wp="http://schemas.openxmlformats.org/drawingml/2006/wordprocessingDrawing" xmlns:pic="http://schemas.openxmlformats.org/drawingml/2006/picture" xmlns:wps="http://schemas.microsoft.com/office/word/2010/wordprocessingShape" xmlns:wpg="http://schemas.microsoft.com/office/word/2010/wordprocessingGroup" xmlns:mc="http://schemas.openxmlformats.org/markup-compatibility/2006" xmlns:wp14="http://schemas.microsoft.com/office/word/2010/wordprocessingDrawing" xmlns:w14="http://schemas.microsoft.com/office/word/2010/wordml" xmlns:w15="http://schemas.microsoft.com/office/word/2012/wordml" mc:Ignorable="w14 wp14 w15">
   <w:p>
     <w:pPr>
-      <w:pStyle w:val="Style19"/>
+      <w:pStyle w:val="user5"/>
       <w:suppressLineNumbers/>
       <w:spacing w:before="0" w:after="160"/>
       <w:rPr/>
@@ -551,7 +1658,7 @@
 </w:hdr>
 </file>
 
-<file path=word/header3.xml><?xml version="1.0" encoding="utf-8"?>
+<file path=word/header4.xml><?xml version="1.0" encoding="utf-8"?>
 <w:hdr xmlns:o="urn:schemas-microsoft-com:office:office" xmlns:r="http://schemas.openxmlformats.org/officeDocument/2006/relationships" xmlns:v="urn:schemas-microsoft-com:vml" xmlns:w="http://schemas.openxmlformats.org/wordprocessingml/2006/main" xmlns:w10="urn:schemas-microsoft-com:office:word" xmlns:wp="http://schemas.openxmlformats.org/drawingml/2006/wordprocessingDrawing" xmlns:pic="http://schemas.openxmlformats.org/drawingml/2006/picture" xmlns:wps="http://schemas.microsoft.com/office/word/2010/wordprocessingShape" xmlns:wpg="http://schemas.microsoft.com/office/word/2010/wordprocessingGroup" xmlns:mc="http://schemas.openxmlformats.org/markup-compatibility/2006" xmlns:wp14="http://schemas.microsoft.com/office/word/2010/wordprocessingDrawing" xmlns:w14="http://schemas.microsoft.com/office/word/2010/wordml" xmlns:w15="http://schemas.microsoft.com/office/word/2012/wordml" mc:Ignorable="w14 wp14 w15">
   <w:p>
     <w:pPr>
@@ -567,7 +1674,7 @@
 </w:hdr>
 </file>
 
-<file path=word/header4.xml><?xml version="1.0" encoding="utf-8"?>
+<file path=word/header5.xml><?xml version="1.0" encoding="utf-8"?>
 <w:hdr xmlns:o="urn:schemas-microsoft-com:office:office" xmlns:r="http://schemas.openxmlformats.org/officeDocument/2006/relationships" xmlns:v="urn:schemas-microsoft-com:vml" xmlns:w="http://schemas.openxmlformats.org/wordprocessingml/2006/main" xmlns:w10="urn:schemas-microsoft-com:office:word" xmlns:wp="http://schemas.openxmlformats.org/drawingml/2006/wordprocessingDrawing" xmlns:pic="http://schemas.openxmlformats.org/drawingml/2006/picture" xmlns:wps="http://schemas.microsoft.com/office/word/2010/wordprocessingShape" xmlns:wpg="http://schemas.microsoft.com/office/word/2010/wordprocessingGroup" xmlns:mc="http://schemas.openxmlformats.org/markup-compatibility/2006" xmlns:wp14="http://schemas.microsoft.com/office/word/2010/wordprocessingDrawing" xmlns:w14="http://schemas.microsoft.com/office/word/2010/wordml" xmlns:w15="http://schemas.microsoft.com/office/word/2012/wordml" mc:Ignorable="w14 wp14 w15">
   <w:p/>
 </w:hdr>
@@ -1017,8 +2124,8 @@
       <w:lang w:val="en-US"/>
     </w:rPr>
   </w:style>
-  <w:style w:type="character" w:styleId="user">
-    <w:name w:val="Маркери (user)"/>
+  <w:style w:type="character" w:styleId="Style14">
+    <w:name w:val="Маркери"/>
     <w:qFormat/>
     <w:rPr>
       <w:rFonts w:ascii="OpenSymbol" w:hAnsi="OpenSymbol" w:eastAsia="OpenSymbol" w:cs="OpenSymbol"/>
@@ -1039,7 +2146,12 @@
       <w:u w:val="single"/>
     </w:rPr>
   </w:style>
-  <w:style w:type="paragraph" w:styleId="Style14" w:customStyle="1">
+  <w:style w:type="character" w:styleId="Style15">
+    <w:name w:val="Посилання покажчика"/>
+    <w:qFormat/>
+    <w:rPr/>
+  </w:style>
+  <w:style w:type="paragraph" w:styleId="Style16" w:customStyle="1">
     <w:name w:val="Заголовок"/>
     <w:basedOn w:val="Normal"/>
     <w:next w:val="BodyText"/>
@@ -1090,7 +2202,7 @@
       <w:szCs w:val="24"/>
     </w:rPr>
   </w:style>
-  <w:style w:type="paragraph" w:styleId="Style15" w:customStyle="1">
+  <w:style w:type="paragraph" w:styleId="Style17" w:customStyle="1">
     <w:name w:val="Покажчик"/>
     <w:basedOn w:val="Normal"/>
     <w:uiPriority w:val="0"/>
@@ -1102,7 +2214,7 @@
       <w:rFonts w:cs="Lucida Sans"/>
     </w:rPr>
   </w:style>
-  <w:style w:type="paragraph" w:styleId="user1" w:customStyle="1">
+  <w:style w:type="paragraph" w:styleId="user" w:customStyle="1">
     <w:name w:val="Заголовок (user)"/>
     <w:basedOn w:val="Normal"/>
     <w:next w:val="BodyText"/>
@@ -1118,7 +2230,7 @@
       <w:szCs w:val="28"/>
     </w:rPr>
   </w:style>
-  <w:style w:type="paragraph" w:styleId="user2" w:customStyle="1">
+  <w:style w:type="paragraph" w:styleId="user1" w:customStyle="1">
     <w:name w:val="Покажчик (user)"/>
     <w:basedOn w:val="Normal"/>
     <w:uiPriority w:val="0"/>
@@ -1161,6 +2273,7 @@
     <w:pPr>
       <w:spacing w:lineRule="auto" w:line="360" w:before="0" w:after="0"/>
       <w:ind w:firstLine="709"/>
+      <w:jc w:val="both"/>
     </w:pPr>
     <w:rPr>
       <w:rFonts w:ascii="Times New Roman" w:hAnsi="Times New Roman"/>
@@ -1175,7 +2288,8 @@
     <w:uiPriority w:val="0"/>
     <w:qFormat/>
     <w:pPr>
-      <w:outlineLvl w:val="2"/>
+      <w:jc w:val="left"/>
+      <w:outlineLvl w:val="1"/>
     </w:pPr>
     <w:rPr>
       <w:caps w:val="false"/>
@@ -1191,12 +2305,14 @@
     <w:qFormat/>
     <w:pPr>
       <w:spacing w:lineRule="auto" w:line="360" w:before="0" w:after="0"/>
-      <w:ind w:firstLine="851"/>
+      <w:ind w:hanging="0"/>
+      <w:jc w:val="center"/>
+      <w:outlineLvl w:val="0"/>
     </w:pPr>
     <w:rPr>
       <w:rFonts w:ascii="Times New Roman" w:hAnsi="Times New Roman"/>
       <w:b/>
-      <w:smallCaps/>
+      <w:caps/>
       <w:color w:val="auto"/>
       <w:sz w:val="28"/>
     </w:rPr>
@@ -1209,7 +2325,7 @@
     <w:uiPriority w:val="0"/>
     <w:qFormat/>
     <w:pPr>
-      <w:outlineLvl w:val="3"/>
+      <w:outlineLvl w:val="2"/>
     </w:pPr>
     <w:rPr>
       <w:i/>
@@ -1241,15 +2357,15 @@
       <w:lang w:val="en-US"/>
     </w:rPr>
   </w:style>
-  <w:style w:type="paragraph" w:styleId="Style16">
-    <w:name w:val="Вміст рамки"/>
+  <w:style w:type="paragraph" w:styleId="user2">
+    <w:name w:val="Вміст рамки (user)"/>
     <w:basedOn w:val="Normal"/>
     <w:qFormat/>
     <w:pPr/>
     <w:rPr/>
   </w:style>
-  <w:style w:type="paragraph" w:styleId="user3">
-    <w:name w:val="Вміст таблиці (user)"/>
+  <w:style w:type="paragraph" w:styleId="Style18">
+    <w:name w:val="Вміст таблиці"/>
     <w:basedOn w:val="Normal"/>
     <w:qFormat/>
     <w:pPr>
@@ -1258,8 +2374,8 @@
     </w:pPr>
     <w:rPr/>
   </w:style>
-  <w:style w:type="paragraph" w:styleId="Style17">
-    <w:name w:val="Вміст таблиці"/>
+  <w:style w:type="paragraph" w:styleId="user3">
+    <w:name w:val="Вміст таблиці (user)"/>
     <w:basedOn w:val="Normal"/>
     <w:qFormat/>
     <w:pPr>
@@ -1268,8 +2384,8 @@
     </w:pPr>
     <w:rPr/>
   </w:style>
-  <w:style w:type="paragraph" w:styleId="Style18">
-    <w:name w:val="Верхній і нижній колонтитули"/>
+  <w:style w:type="paragraph" w:styleId="user4">
+    <w:name w:val="Верхній і нижній колонтитули (user)"/>
     <w:basedOn w:val="Normal"/>
     <w:qFormat/>
     <w:pPr>
@@ -1282,16 +2398,23 @@
     </w:pPr>
     <w:rPr/>
   </w:style>
+  <w:style w:type="paragraph" w:styleId="Style19">
+    <w:name w:val="Верхній і нижній колонтитули"/>
+    <w:basedOn w:val="Normal"/>
+    <w:qFormat/>
+    <w:pPr/>
+    <w:rPr/>
+  </w:style>
   <w:style w:type="paragraph" w:styleId="Header">
     <w:name w:val="header"/>
-    <w:basedOn w:val="Style18"/>
+    <w:basedOn w:val="user4"/>
     <w:pPr>
       <w:suppressLineNumbers/>
     </w:pPr>
     <w:rPr/>
   </w:style>
-  <w:style w:type="paragraph" w:styleId="Style19">
-    <w:name w:val="Верхній колонтитул ліворуч"/>
+  <w:style w:type="paragraph" w:styleId="user5">
+    <w:name w:val="Верхній колонтитул ліворуч (user)"/>
     <w:basedOn w:val="Header"/>
     <w:qFormat/>
     <w:pPr>
@@ -1301,7 +2424,7 @@
   </w:style>
   <w:style w:type="paragraph" w:styleId="Footer">
     <w:name w:val="footer"/>
-    <w:basedOn w:val="Style18"/>
+    <w:basedOn w:val="user4"/>
     <w:pPr>
       <w:suppressLineNumbers/>
       <w:tabs>
@@ -1310,6 +2433,18 @@
         <w:tab w:val="center" w:pos="4677" w:leader="none"/>
         <w:tab w:val="right" w:pos="9355" w:leader="none"/>
       </w:tabs>
+    </w:pPr>
+    <w:rPr/>
+  </w:style>
+  <w:style w:type="paragraph" w:styleId="TOC1">
+    <w:name w:val="toc 1"/>
+    <w:basedOn w:val="Style17"/>
+    <w:pPr>
+      <w:tabs>
+        <w:tab w:val="clear" w:pos="708"/>
+        <w:tab w:val="right" w:pos="9638" w:leader="dot"/>
+      </w:tabs>
+      <w:ind w:hanging="0" w:left="0"/>
     </w:pPr>
     <w:rPr/>
   </w:style>

--- a/41JP Jakist program ta testuvannja/K/JP_KNT-122_Onyshchenko_19_PZ.docx
+++ b/41JP Jakist program ta testuvannja/K/JP_KNT-122_Onyshchenko_19_PZ.docx
@@ -534,7 +534,17 @@
       </w:pPr>
       <w:r>
         <w:rPr/>
-        <w:t>5. Описати 7-10 знайдених дефектів у вигляді баг-репортів (для всіх інших багів у чеклістах в розділі Примітки вказати тему бага за принципом «Що? Де? Коли?»). Шаблон баг-репорта наведений на рисунку 2.1. Привласнити кожному баг-репорту свій ID, який вказати у звіті. Скріншоти самих баг-репортів навести в додатку звіту.</w:t>
+        <w:t>5. Описати 7-10 знайдених дефектів у вигляді баг-репортів (для всіх інших багів у чеклістах в розділі Примітки вказати тему бага за принципом «</w:t>
+      </w:r>
+      <w:r>
+        <w:rPr>
+          <w:lang w:val="en-US"/>
+        </w:rPr>
+        <w:t>Що</w:t>
+      </w:r>
+      <w:r>
+        <w:rPr/>
+        <w:t>? Де? Коли?»). Шаблон баг-репорта наведений на рисунку 2.1. Привласнити кожному баг-репорту свій ID, який вказати у звіті. Скріншоти самих баг-репортів навести в додатку звіту.</w:t>
       </w:r>
     </w:p>
     <w:p>
@@ -599,20 +609,20 @@
           </w:r>
           <w:r>
             <w:rPr>
-              <w:rStyle w:val="Style15"/>
+              <w:rStyle w:val="Style14"/>
             </w:rPr>
             <w:instrText xml:space="preserve"> TOC \f \o "1-9" \h</w:instrText>
           </w:r>
           <w:r>
             <w:rPr>
-              <w:rStyle w:val="Style15"/>
+              <w:rStyle w:val="Style14"/>
             </w:rPr>
             <w:fldChar w:fldCharType="separate"/>
           </w:r>
           <w:hyperlink w:anchor="__RefHeading___Toc44_3727300219" w:tooltip="Завдання">
             <w:r>
               <w:rPr>
-                <w:rStyle w:val="Style15"/>
+                <w:rStyle w:val="Style14"/>
               </w:rPr>
               <w:t>Завдання</w:t>
               <w:tab/>
@@ -632,7 +642,7 @@
           <w:hyperlink w:anchor="__RefHeading___Toc46_3727300219" w:tooltip="Зміст">
             <w:r>
               <w:rPr>
-                <w:rStyle w:val="Style15"/>
+                <w:rStyle w:val="Style14"/>
               </w:rPr>
               <w:t>Зміст</w:t>
               <w:tab/>
@@ -652,7 +662,7 @@
           <w:hyperlink w:anchor="__RefHeading___Toc176_3727300219" w:tooltip="Вступ">
             <w:r>
               <w:rPr>
-                <w:rStyle w:val="Style15"/>
+                <w:rStyle w:val="Style14"/>
               </w:rPr>
               <w:t>Вступ</w:t>
               <w:tab/>
@@ -672,7 +682,7 @@
           <w:hyperlink w:anchor="__RefHeading___Toc178_3727300219" w:tooltip="Теорія">
             <w:r>
               <w:rPr>
-                <w:rStyle w:val="Style15"/>
+                <w:rStyle w:val="Style14"/>
               </w:rPr>
               <w:t>Теорія</w:t>
               <w:tab/>
@@ -692,11 +702,115 @@
           <w:hyperlink w:anchor="__RefHeading___Toc48_3727300219" w:tooltip="Практика">
             <w:r>
               <w:rPr>
-                <w:rStyle w:val="Style15"/>
+                <w:rStyle w:val="Style14"/>
               </w:rPr>
               <w:t>Практика</w:t>
               <w:tab/>
               <w:t>3</w:t>
+            </w:r>
+          </w:hyperlink>
+        </w:p>
+        <w:p>
+          <w:pPr>
+            <w:pStyle w:val="TOC2"/>
+            <w:tabs>
+              <w:tab w:val="clear" w:pos="9355"/>
+              <w:tab w:val="right" w:pos="8504" w:leader="dot"/>
+            </w:tabs>
+            <w:rPr/>
+          </w:pPr>
+          <w:hyperlink w:anchor="__RefHeading___Toc2426_3933516918" w:tooltip=" Чек-лісти">
+            <w:r>
+              <w:rPr>
+                <w:rStyle w:val="Style14"/>
+              </w:rPr>
+              <w:t xml:space="preserve"> </w:t>
+            </w:r>
+            <w:r>
+              <w:rPr>
+                <w:rStyle w:val="Style14"/>
+              </w:rPr>
+              <w:t>Чек-лісти</w:t>
+              <w:tab/>
+              <w:t>3</w:t>
+            </w:r>
+          </w:hyperlink>
+        </w:p>
+        <w:p>
+          <w:pPr>
+            <w:pStyle w:val="TOC2"/>
+            <w:tabs>
+              <w:tab w:val="clear" w:pos="9355"/>
+              <w:tab w:val="right" w:pos="8504" w:leader="dot"/>
+            </w:tabs>
+            <w:rPr/>
+          </w:pPr>
+          <w:hyperlink w:anchor="__RefHeading___Toc2428_3933516918" w:tooltip=" Баг-репорти">
+            <w:r>
+              <w:rPr>
+                <w:rStyle w:val="Style14"/>
+              </w:rPr>
+              <w:t xml:space="preserve"> </w:t>
+            </w:r>
+            <w:r>
+              <w:rPr>
+                <w:rStyle w:val="Style14"/>
+              </w:rPr>
+              <w:t>Баг-репорти</w:t>
+              <w:tab/>
+              <w:t>4</w:t>
+            </w:r>
+          </w:hyperlink>
+        </w:p>
+        <w:p>
+          <w:pPr>
+            <w:pStyle w:val="TOC2"/>
+            <w:tabs>
+              <w:tab w:val="clear" w:pos="9355"/>
+              <w:tab w:val="right" w:pos="8504" w:leader="dot"/>
+            </w:tabs>
+            <w:rPr/>
+          </w:pPr>
+          <w:hyperlink w:anchor="__RefHeading___Toc2430_3933516918" w:tooltip=" JMeter">
+            <w:r>
+              <w:rPr>
+                <w:rStyle w:val="Style14"/>
+              </w:rPr>
+              <w:t xml:space="preserve"> </w:t>
+            </w:r>
+            <w:r>
+              <w:rPr>
+                <w:rStyle w:val="Style14"/>
+              </w:rPr>
+              <w:t>JMeter</w:t>
+              <w:tab/>
+              <w:t>7</w:t>
+            </w:r>
+          </w:hyperlink>
+        </w:p>
+        <w:p>
+          <w:pPr>
+            <w:pStyle w:val="TOC2"/>
+            <w:tabs>
+              <w:tab w:val="clear" w:pos="9355"/>
+              <w:tab w:val="right" w:pos="8504" w:leader="dot"/>
+            </w:tabs>
+            <w:rPr/>
+          </w:pPr>
+          <w:hyperlink w:anchor="__RefHeading___Toc2432_3933516918" w:tooltip=" Тест-кейси">
+            <w:r>
+              <w:rPr>
+                <w:rStyle w:val="Style14"/>
+              </w:rPr>
+              <w:t xml:space="preserve"> </w:t>
+            </w:r>
+            <w:r>
+              <w:rPr>
+                <w:rStyle w:val="Style14"/>
+              </w:rPr>
+              <w:t>Тест-кейси</w:t>
+              <w:tab/>
+              <w:t>8</w:t>
             </w:r>
           </w:hyperlink>
         </w:p>
@@ -712,11 +826,11 @@
           <w:hyperlink w:anchor="__RefHeading___Toc180_3727300219" w:tooltip="Висновки">
             <w:r>
               <w:rPr>
-                <w:rStyle w:val="Style15"/>
+                <w:rStyle w:val="Style14"/>
               </w:rPr>
               <w:t>Висновки</w:t>
               <w:tab/>
-              <w:t>7</w:t>
+              <w:t>11</w:t>
             </w:r>
           </w:hyperlink>
         </w:p>
@@ -732,16 +846,16 @@
           <w:hyperlink w:anchor="__RefHeading___Toc182_3727300219" w:tooltip="Список джерел посилань">
             <w:r>
               <w:rPr>
-                <w:rStyle w:val="Style15"/>
+                <w:rStyle w:val="Style14"/>
               </w:rPr>
               <w:t>Список джерел посилань</w:t>
               <w:tab/>
-              <w:t>8</w:t>
+              <w:t>11</w:t>
             </w:r>
           </w:hyperlink>
           <w:r>
             <w:rPr>
-              <w:rStyle w:val="Style15"/>
+              <w:rStyle w:val="Style14"/>
             </w:rPr>
             <w:fldChar w:fldCharType="end"/>
           </w:r>
@@ -938,6 +1052,27 @@
     </w:p>
     <w:p>
       <w:pPr>
+        <w:pStyle w:val="h21"/>
+        <w:keepNext w:val="true"/>
+        <w:keepLines/>
+        <w:widowControl/>
+        <w:suppressAutoHyphens w:val="true"/>
+        <w:bidi w:val="0"/>
+        <w:spacing w:lineRule="auto" w:line="360" w:before="0" w:after="0"/>
+        <w:ind w:hanging="0" w:left="0" w:right="0"/>
+        <w:jc w:val="left"/>
+        <w:rPr/>
+      </w:pPr>
+      <w:bookmarkStart w:id="7" w:name="__RefHeading___Toc2426_3933516918"/>
+      <w:bookmarkEnd w:id="7"/>
+      <w:r>
+        <w:rPr/>
+        <w:tab/>
+        <w:t>Чек-лісти</w:t>
+      </w:r>
+    </w:p>
+    <w:p>
+      <w:pPr>
         <w:pStyle w:val="p1"/>
         <w:rPr>
           <w:lang w:val="uk-UA"/>
@@ -974,7 +1109,7 @@
         <w:rPr>
           <w:lang w:val="uk-UA"/>
         </w:rPr>
-        <w:t>Процес виконання описаний на рисунку нижче:</w:t>
+        <w:t>Всі чек-лісти наведено нижче:</w:t>
       </w:r>
     </w:p>
     <w:p>
@@ -999,9 +1134,9 @@
         <w:rPr/>
         <w:drawing>
           <wp:inline distT="0" distB="0" distL="0" distR="0">
-            <wp:extent cx="5400675" cy="3037840"/>
+            <wp:extent cx="5400675" cy="1130300"/>
             <wp:effectExtent l="0" t="0" r="0" b="0"/>
-            <wp:docPr id="1" name="Зображення1"/>
+            <wp:docPr id="1" name="Зображення10"/>
             <wp:cNvGraphicFramePr>
               <a:graphicFrameLocks xmlns:a="http://schemas.openxmlformats.org/drawingml/2006/main" noChangeAspect="1"/>
             </wp:cNvGraphicFramePr>
@@ -1009,7 +1144,7 @@
               <a:graphicData uri="http://schemas.openxmlformats.org/drawingml/2006/picture">
                 <pic:pic xmlns:pic="http://schemas.openxmlformats.org/drawingml/2006/picture">
                   <pic:nvPicPr>
-                    <pic:cNvPr id="1" name="Зображення1"/>
+                    <pic:cNvPr id="1" name="Зображення10"/>
                     <pic:cNvPicPr>
                       <a:picLocks noChangeAspect="1" noChangeArrowheads="1"/>
                     </pic:cNvPicPr>
@@ -1023,7 +1158,7 @@
                   <pic:spPr bwMode="auto">
                     <a:xfrm>
                       <a:off x="0" y="0"/>
-                      <a:ext cx="5400675" cy="3037840"/>
+                      <a:ext cx="5400675" cy="1130300"/>
                     </a:xfrm>
                     <a:prstGeom prst="rect">
                       <a:avLst/>
@@ -1044,61 +1179,16 @@
       </w:pPr>
       <w:r>
         <w:rPr/>
-        <w:t>Рисунок 1.1 — Чекліст крос-браузерної верстки</w:t>
-      </w:r>
-    </w:p>
-    <w:p>
-      <w:pPr>
-        <w:pStyle w:val="p1"/>
-        <w:rPr>
-          <w:lang w:val="uk-UA"/>
-        </w:rPr>
-      </w:pPr>
-      <w:r>
-        <w:rPr>
-          <w:lang w:val="uk-UA"/>
-        </w:rPr>
-      </w:r>
-    </w:p>
-    <w:p>
-      <w:pPr>
-        <w:pStyle w:val="p1"/>
-        <w:rPr>
-          <w:lang w:val="uk-UA"/>
-        </w:rPr>
-      </w:pPr>
-      <w:r>
-        <w:rPr>
-          <w:lang w:val="uk-UA"/>
-        </w:rPr>
-        <w:t>Далі було додано інші чеклісти та створено баг репорт.</w:t>
-      </w:r>
-    </w:p>
-    <w:p>
-      <w:pPr>
-        <w:pStyle w:val="p1"/>
-        <w:rPr>
-          <w:lang w:val="uk-UA"/>
-        </w:rPr>
-      </w:pPr>
-      <w:r>
-        <w:rPr>
-          <w:lang w:val="uk-UA"/>
-        </w:rPr>
-        <w:t>Деталі баг-репорту наведено нижче на картинці:</w:t>
-      </w:r>
-    </w:p>
-    <w:p>
-      <w:pPr>
-        <w:pStyle w:val="p1"/>
-        <w:rPr>
-          <w:lang w:val="uk-UA"/>
-        </w:rPr>
-      </w:pPr>
-      <w:r>
-        <w:rPr>
-          <w:lang w:val="uk-UA"/>
-        </w:rPr>
+        <w:t>Рисунок 1.1 — Чекліст верстки</w:t>
+      </w:r>
+    </w:p>
+    <w:p>
+      <w:pPr>
+        <w:pStyle w:val="img1"/>
+        <w:rPr/>
+      </w:pPr>
+      <w:r>
+        <w:rPr/>
       </w:r>
     </w:p>
     <w:p>
@@ -1110,9 +1200,9 @@
         <w:rPr/>
         <w:drawing>
           <wp:inline distT="0" distB="0" distL="0" distR="0">
-            <wp:extent cx="5400675" cy="5902325"/>
+            <wp:extent cx="5400675" cy="977265"/>
             <wp:effectExtent l="0" t="0" r="0" b="0"/>
-            <wp:docPr id="2" name="Зображення2"/>
+            <wp:docPr id="2" name="Зображення11"/>
             <wp:cNvGraphicFramePr>
               <a:graphicFrameLocks xmlns:a="http://schemas.openxmlformats.org/drawingml/2006/main" noChangeAspect="1"/>
             </wp:cNvGraphicFramePr>
@@ -1120,7 +1210,7 @@
               <a:graphicData uri="http://schemas.openxmlformats.org/drawingml/2006/picture">
                 <pic:pic xmlns:pic="http://schemas.openxmlformats.org/drawingml/2006/picture">
                   <pic:nvPicPr>
-                    <pic:cNvPr id="2" name="Зображення2"/>
+                    <pic:cNvPr id="2" name="Зображення11"/>
                     <pic:cNvPicPr>
                       <a:picLocks noChangeAspect="1" noChangeArrowheads="1"/>
                     </pic:cNvPicPr>
@@ -1134,7 +1224,7 @@
                   <pic:spPr bwMode="auto">
                     <a:xfrm>
                       <a:off x="0" y="0"/>
-                      <a:ext cx="5400675" cy="5902325"/>
+                      <a:ext cx="5400675" cy="977265"/>
                     </a:xfrm>
                     <a:prstGeom prst="rect">
                       <a:avLst/>
@@ -1155,85 +1245,16 @@
       </w:pPr>
       <w:r>
         <w:rPr/>
-        <w:t>Рисунок 1.2 — Баг репорт з доданими багами</w:t>
-      </w:r>
-    </w:p>
-    <w:p>
-      <w:pPr>
-        <w:pStyle w:val="p1"/>
-        <w:rPr>
-          <w:lang w:val="uk-UA"/>
-        </w:rPr>
-      </w:pPr>
-      <w:r>
-        <w:rPr>
-          <w:lang w:val="uk-UA"/>
-        </w:rPr>
-      </w:r>
-    </w:p>
-    <w:p>
-      <w:pPr>
-        <w:pStyle w:val="p1"/>
-        <w:rPr>
-          <w:lang w:val="uk-UA"/>
-        </w:rPr>
-      </w:pPr>
-      <w:r>
-        <w:rPr>
-          <w:lang w:val="uk-UA"/>
-        </w:rPr>
-        <w:t xml:space="preserve">Після цього було використано </w:t>
-      </w:r>
-      <w:r>
-        <w:rPr>
-          <w:lang w:val="en-US"/>
-        </w:rPr>
-        <w:t xml:space="preserve">JMeter </w:t>
-      </w:r>
-      <w:r>
-        <w:rPr>
-          <w:lang w:val="uk-UA"/>
-        </w:rPr>
-        <w:t xml:space="preserve">для надсилання простого </w:t>
-      </w:r>
-      <w:r>
-        <w:rPr>
-          <w:lang w:val="en-US"/>
-        </w:rPr>
-        <w:t xml:space="preserve">HTTP </w:t>
-      </w:r>
-      <w:r>
-        <w:rPr>
-          <w:lang w:val="uk-UA"/>
-        </w:rPr>
-        <w:t xml:space="preserve">запиту до сторінки сайту. </w:t>
-      </w:r>
-    </w:p>
-    <w:p>
-      <w:pPr>
-        <w:pStyle w:val="p1"/>
-        <w:rPr>
-          <w:lang w:val="uk-UA"/>
-        </w:rPr>
-      </w:pPr>
-      <w:r>
-        <w:rPr>
-          <w:lang w:val="uk-UA"/>
-        </w:rPr>
-        <w:t>Деталі наведено нижче на картинці:</w:t>
-      </w:r>
-    </w:p>
-    <w:p>
-      <w:pPr>
-        <w:pStyle w:val="p1"/>
-        <w:rPr>
-          <w:lang w:val="uk-UA"/>
-        </w:rPr>
-      </w:pPr>
-      <w:r>
-        <w:rPr>
-          <w:lang w:val="uk-UA"/>
-        </w:rPr>
+        <w:t>Рисунок 1.2 — Чекліст юзабіліті</w:t>
+      </w:r>
+    </w:p>
+    <w:p>
+      <w:pPr>
+        <w:pStyle w:val="img1"/>
+        <w:rPr/>
+      </w:pPr>
+      <w:r>
+        <w:rPr/>
       </w:r>
     </w:p>
     <w:p>
@@ -1245,9 +1266,9 @@
         <w:rPr/>
         <w:drawing>
           <wp:inline distT="0" distB="0" distL="0" distR="0">
-            <wp:extent cx="5400675" cy="5906770"/>
+            <wp:extent cx="5400675" cy="883920"/>
             <wp:effectExtent l="0" t="0" r="0" b="0"/>
-            <wp:docPr id="3" name="Зображення3"/>
+            <wp:docPr id="3" name="Зображення12"/>
             <wp:cNvGraphicFramePr>
               <a:graphicFrameLocks xmlns:a="http://schemas.openxmlformats.org/drawingml/2006/main" noChangeAspect="1"/>
             </wp:cNvGraphicFramePr>
@@ -1255,13 +1276,473 @@
               <a:graphicData uri="http://schemas.openxmlformats.org/drawingml/2006/picture">
                 <pic:pic xmlns:pic="http://schemas.openxmlformats.org/drawingml/2006/picture">
                   <pic:nvPicPr>
-                    <pic:cNvPr id="3" name="Зображення3"/>
+                    <pic:cNvPr id="3" name="Зображення12"/>
                     <pic:cNvPicPr>
                       <a:picLocks noChangeAspect="1" noChangeArrowheads="1"/>
                     </pic:cNvPicPr>
                   </pic:nvPicPr>
                   <pic:blipFill>
                     <a:blip r:embed="rId6"/>
+                    <a:stretch>
+                      <a:fillRect/>
+                    </a:stretch>
+                  </pic:blipFill>
+                  <pic:spPr bwMode="auto">
+                    <a:xfrm>
+                      <a:off x="0" y="0"/>
+                      <a:ext cx="5400675" cy="883920"/>
+                    </a:xfrm>
+                    <a:prstGeom prst="rect">
+                      <a:avLst/>
+                    </a:prstGeom>
+                    <a:noFill/>
+                  </pic:spPr>
+                </pic:pic>
+              </a:graphicData>
+            </a:graphic>
+          </wp:inline>
+        </w:drawing>
+      </w:r>
+    </w:p>
+    <w:p>
+      <w:pPr>
+        <w:pStyle w:val="img1"/>
+        <w:rPr/>
+      </w:pPr>
+      <w:r>
+        <w:rPr/>
+        <w:t>Рисунок 1.3 — Чекліст функціоналу</w:t>
+      </w:r>
+    </w:p>
+    <w:p>
+      <w:pPr>
+        <w:pStyle w:val="p1"/>
+        <w:rPr>
+          <w:lang w:val="uk-UA"/>
+        </w:rPr>
+      </w:pPr>
+      <w:r>
+        <w:rPr>
+          <w:lang w:val="uk-UA"/>
+        </w:rPr>
+      </w:r>
+    </w:p>
+    <w:p>
+      <w:pPr>
+        <w:pStyle w:val="h21"/>
+        <w:rPr/>
+      </w:pPr>
+      <w:bookmarkStart w:id="8" w:name="__RefHeading___Toc2428_3933516918"/>
+      <w:bookmarkEnd w:id="8"/>
+      <w:r>
+        <w:rPr/>
+        <w:tab/>
+        <w:t>Баг-репорти</w:t>
+      </w:r>
+    </w:p>
+    <w:p>
+      <w:pPr>
+        <w:pStyle w:val="p1"/>
+        <w:rPr>
+          <w:lang w:val="uk-UA"/>
+        </w:rPr>
+      </w:pPr>
+      <w:r>
+        <w:rPr>
+          <w:lang w:val="uk-UA"/>
+        </w:rPr>
+      </w:r>
+    </w:p>
+    <w:p>
+      <w:pPr>
+        <w:pStyle w:val="p1"/>
+        <w:rPr>
+          <w:lang w:val="uk-UA"/>
+        </w:rPr>
+      </w:pPr>
+      <w:r>
+        <w:rPr>
+          <w:lang w:val="uk-UA"/>
+        </w:rPr>
+        <w:t>Далі було додано інші чеклісти та створено баг репорт.</w:t>
+      </w:r>
+    </w:p>
+    <w:p>
+      <w:pPr>
+        <w:pStyle w:val="p1"/>
+        <w:rPr>
+          <w:lang w:val="uk-UA"/>
+        </w:rPr>
+      </w:pPr>
+      <w:r>
+        <w:rPr>
+          <w:lang w:val="uk-UA"/>
+        </w:rPr>
+        <w:t xml:space="preserve">Всі </w:t>
+      </w:r>
+      <w:r>
+        <w:rPr>
+          <w:lang w:val="uk-UA"/>
+        </w:rPr>
+        <w:t>баг-репорт</w:t>
+      </w:r>
+      <w:r>
+        <w:rPr>
+          <w:lang w:val="uk-UA"/>
+        </w:rPr>
+        <w:t>и</w:t>
+      </w:r>
+      <w:r>
+        <w:rPr>
+          <w:lang w:val="uk-UA"/>
+        </w:rPr>
+        <w:t xml:space="preserve"> наведено нижче на </w:t>
+      </w:r>
+      <w:r>
+        <w:rPr>
+          <w:lang w:val="uk-UA"/>
+        </w:rPr>
+        <w:t>рисунках</w:t>
+      </w:r>
+      <w:r>
+        <w:rPr>
+          <w:lang w:val="uk-UA"/>
+        </w:rPr>
+        <w:t>:</w:t>
+      </w:r>
+    </w:p>
+    <w:p>
+      <w:pPr>
+        <w:pStyle w:val="p1"/>
+        <w:rPr>
+          <w:lang w:val="uk-UA"/>
+        </w:rPr>
+      </w:pPr>
+      <w:r>
+        <w:rPr>
+          <w:lang w:val="uk-UA"/>
+        </w:rPr>
+      </w:r>
+    </w:p>
+    <w:p>
+      <w:pPr>
+        <w:pStyle w:val="img1"/>
+        <w:rPr/>
+      </w:pPr>
+      <w:r>
+        <w:rPr/>
+        <w:drawing>
+          <wp:inline distT="0" distB="0" distL="0" distR="0">
+            <wp:extent cx="5400675" cy="4877435"/>
+            <wp:effectExtent l="0" t="0" r="0" b="0"/>
+            <wp:docPr id="4" name="Зображення7"/>
+            <wp:cNvGraphicFramePr>
+              <a:graphicFrameLocks xmlns:a="http://schemas.openxmlformats.org/drawingml/2006/main" noChangeAspect="1"/>
+            </wp:cNvGraphicFramePr>
+            <a:graphic xmlns:a="http://schemas.openxmlformats.org/drawingml/2006/main">
+              <a:graphicData uri="http://schemas.openxmlformats.org/drawingml/2006/picture">
+                <pic:pic xmlns:pic="http://schemas.openxmlformats.org/drawingml/2006/picture">
+                  <pic:nvPicPr>
+                    <pic:cNvPr id="4" name="Зображення7"/>
+                    <pic:cNvPicPr>
+                      <a:picLocks noChangeAspect="1" noChangeArrowheads="1"/>
+                    </pic:cNvPicPr>
+                  </pic:nvPicPr>
+                  <pic:blipFill>
+                    <a:blip r:embed="rId7"/>
+                    <a:stretch>
+                      <a:fillRect/>
+                    </a:stretch>
+                  </pic:blipFill>
+                  <pic:spPr bwMode="auto">
+                    <a:xfrm>
+                      <a:off x="0" y="0"/>
+                      <a:ext cx="5400675" cy="4877435"/>
+                    </a:xfrm>
+                    <a:prstGeom prst="rect">
+                      <a:avLst/>
+                    </a:prstGeom>
+                    <a:noFill/>
+                  </pic:spPr>
+                </pic:pic>
+              </a:graphicData>
+            </a:graphic>
+          </wp:inline>
+        </w:drawing>
+      </w:r>
+    </w:p>
+    <w:p>
+      <w:pPr>
+        <w:pStyle w:val="img1"/>
+        <w:rPr/>
+      </w:pPr>
+      <w:r>
+        <w:rPr/>
+        <w:t>Рисунок 2.1 — Баг репорт 1</w:t>
+      </w:r>
+    </w:p>
+    <w:p>
+      <w:pPr>
+        <w:pStyle w:val="img1"/>
+        <w:rPr/>
+      </w:pPr>
+      <w:r>
+        <w:rPr/>
+      </w:r>
+    </w:p>
+    <w:p>
+      <w:pPr>
+        <w:pStyle w:val="img1"/>
+        <w:rPr/>
+      </w:pPr>
+      <w:r>
+        <w:rPr/>
+        <w:drawing>
+          <wp:inline distT="0" distB="0" distL="0" distR="0">
+            <wp:extent cx="5400675" cy="4986020"/>
+            <wp:effectExtent l="0" t="0" r="0" b="0"/>
+            <wp:docPr id="5" name="Зображення8"/>
+            <wp:cNvGraphicFramePr>
+              <a:graphicFrameLocks xmlns:a="http://schemas.openxmlformats.org/drawingml/2006/main" noChangeAspect="1"/>
+            </wp:cNvGraphicFramePr>
+            <a:graphic xmlns:a="http://schemas.openxmlformats.org/drawingml/2006/main">
+              <a:graphicData uri="http://schemas.openxmlformats.org/drawingml/2006/picture">
+                <pic:pic xmlns:pic="http://schemas.openxmlformats.org/drawingml/2006/picture">
+                  <pic:nvPicPr>
+                    <pic:cNvPr id="5" name="Зображення8"/>
+                    <pic:cNvPicPr>
+                      <a:picLocks noChangeAspect="1" noChangeArrowheads="1"/>
+                    </pic:cNvPicPr>
+                  </pic:nvPicPr>
+                  <pic:blipFill>
+                    <a:blip r:embed="rId8"/>
+                    <a:stretch>
+                      <a:fillRect/>
+                    </a:stretch>
+                  </pic:blipFill>
+                  <pic:spPr bwMode="auto">
+                    <a:xfrm>
+                      <a:off x="0" y="0"/>
+                      <a:ext cx="5400675" cy="4986020"/>
+                    </a:xfrm>
+                    <a:prstGeom prst="rect">
+                      <a:avLst/>
+                    </a:prstGeom>
+                    <a:noFill/>
+                  </pic:spPr>
+                </pic:pic>
+              </a:graphicData>
+            </a:graphic>
+          </wp:inline>
+        </w:drawing>
+      </w:r>
+    </w:p>
+    <w:p>
+      <w:pPr>
+        <w:pStyle w:val="img1"/>
+        <w:rPr/>
+      </w:pPr>
+      <w:r>
+        <w:rPr/>
+        <w:t>Рисунок 2.2 — Баг репорт 2</w:t>
+      </w:r>
+    </w:p>
+    <w:p>
+      <w:pPr>
+        <w:pStyle w:val="img1"/>
+        <w:rPr/>
+      </w:pPr>
+      <w:r>
+        <w:rPr/>
+      </w:r>
+    </w:p>
+    <w:p>
+      <w:pPr>
+        <w:pStyle w:val="img1"/>
+        <w:rPr/>
+      </w:pPr>
+      <w:r>
+        <w:rPr/>
+        <w:drawing>
+          <wp:inline distT="0" distB="0" distL="0" distR="0">
+            <wp:extent cx="5400675" cy="4977130"/>
+            <wp:effectExtent l="0" t="0" r="0" b="0"/>
+            <wp:docPr id="6" name="Зображення9"/>
+            <wp:cNvGraphicFramePr>
+              <a:graphicFrameLocks xmlns:a="http://schemas.openxmlformats.org/drawingml/2006/main" noChangeAspect="1"/>
+            </wp:cNvGraphicFramePr>
+            <a:graphic xmlns:a="http://schemas.openxmlformats.org/drawingml/2006/main">
+              <a:graphicData uri="http://schemas.openxmlformats.org/drawingml/2006/picture">
+                <pic:pic xmlns:pic="http://schemas.openxmlformats.org/drawingml/2006/picture">
+                  <pic:nvPicPr>
+                    <pic:cNvPr id="6" name="Зображення9"/>
+                    <pic:cNvPicPr>
+                      <a:picLocks noChangeAspect="1" noChangeArrowheads="1"/>
+                    </pic:cNvPicPr>
+                  </pic:nvPicPr>
+                  <pic:blipFill>
+                    <a:blip r:embed="rId9"/>
+                    <a:stretch>
+                      <a:fillRect/>
+                    </a:stretch>
+                  </pic:blipFill>
+                  <pic:spPr bwMode="auto">
+                    <a:xfrm>
+                      <a:off x="0" y="0"/>
+                      <a:ext cx="5400675" cy="4977130"/>
+                    </a:xfrm>
+                    <a:prstGeom prst="rect">
+                      <a:avLst/>
+                    </a:prstGeom>
+                    <a:noFill/>
+                  </pic:spPr>
+                </pic:pic>
+              </a:graphicData>
+            </a:graphic>
+          </wp:inline>
+        </w:drawing>
+      </w:r>
+    </w:p>
+    <w:p>
+      <w:pPr>
+        <w:pStyle w:val="img1"/>
+        <w:rPr/>
+      </w:pPr>
+      <w:r>
+        <w:rPr/>
+        <w:t>Рисунок 2.3 — Баг репорт 3</w:t>
+      </w:r>
+    </w:p>
+    <w:p>
+      <w:pPr>
+        <w:pStyle w:val="p1"/>
+        <w:rPr>
+          <w:lang w:val="uk-UA"/>
+        </w:rPr>
+      </w:pPr>
+      <w:r>
+        <w:rPr>
+          <w:lang w:val="uk-UA"/>
+        </w:rPr>
+      </w:r>
+    </w:p>
+    <w:p>
+      <w:pPr>
+        <w:pStyle w:val="h21"/>
+        <w:rPr/>
+      </w:pPr>
+      <w:bookmarkStart w:id="9" w:name="__RefHeading___Toc2430_3933516918"/>
+      <w:bookmarkEnd w:id="9"/>
+      <w:r>
+        <w:rPr/>
+        <w:tab/>
+        <w:t>JMeter</w:t>
+      </w:r>
+    </w:p>
+    <w:p>
+      <w:pPr>
+        <w:pStyle w:val="p1"/>
+        <w:rPr>
+          <w:lang w:val="uk-UA"/>
+        </w:rPr>
+      </w:pPr>
+      <w:r>
+        <w:rPr>
+          <w:lang w:val="uk-UA"/>
+        </w:rPr>
+      </w:r>
+    </w:p>
+    <w:p>
+      <w:pPr>
+        <w:pStyle w:val="p1"/>
+        <w:rPr>
+          <w:lang w:val="uk-UA"/>
+        </w:rPr>
+      </w:pPr>
+      <w:r>
+        <w:rPr>
+          <w:lang w:val="uk-UA"/>
+        </w:rPr>
+        <w:t xml:space="preserve">Після цього було використано </w:t>
+      </w:r>
+      <w:r>
+        <w:rPr>
+          <w:lang w:val="en-US"/>
+        </w:rPr>
+        <w:t xml:space="preserve">JMeter </w:t>
+      </w:r>
+      <w:r>
+        <w:rPr>
+          <w:lang w:val="uk-UA"/>
+        </w:rPr>
+        <w:t xml:space="preserve">для надсилання простого </w:t>
+      </w:r>
+      <w:r>
+        <w:rPr>
+          <w:lang w:val="en-US"/>
+        </w:rPr>
+        <w:t xml:space="preserve">HTTP </w:t>
+      </w:r>
+      <w:r>
+        <w:rPr>
+          <w:lang w:val="uk-UA"/>
+        </w:rPr>
+        <w:t xml:space="preserve">запиту до сторінки сайту. </w:t>
+      </w:r>
+    </w:p>
+    <w:p>
+      <w:pPr>
+        <w:pStyle w:val="p1"/>
+        <w:rPr>
+          <w:lang w:val="uk-UA"/>
+        </w:rPr>
+      </w:pPr>
+      <w:r>
+        <w:rPr>
+          <w:lang w:val="uk-UA"/>
+        </w:rPr>
+        <w:t>Деталі наведено нижче на картинці:</w:t>
+      </w:r>
+    </w:p>
+    <w:p>
+      <w:pPr>
+        <w:pStyle w:val="p1"/>
+        <w:rPr>
+          <w:lang w:val="uk-UA"/>
+        </w:rPr>
+      </w:pPr>
+      <w:r>
+        <w:rPr>
+          <w:lang w:val="uk-UA"/>
+        </w:rPr>
+      </w:r>
+    </w:p>
+    <w:p>
+      <w:pPr>
+        <w:pStyle w:val="img1"/>
+        <w:rPr/>
+      </w:pPr>
+      <w:r>
+        <w:rPr/>
+        <w:drawing>
+          <wp:inline distT="0" distB="0" distL="0" distR="0">
+            <wp:extent cx="5400675" cy="5906770"/>
+            <wp:effectExtent l="0" t="0" r="0" b="0"/>
+            <wp:docPr id="7" name="Зображення3"/>
+            <wp:cNvGraphicFramePr>
+              <a:graphicFrameLocks xmlns:a="http://schemas.openxmlformats.org/drawingml/2006/main" noChangeAspect="1"/>
+            </wp:cNvGraphicFramePr>
+            <a:graphic xmlns:a="http://schemas.openxmlformats.org/drawingml/2006/main">
+              <a:graphicData uri="http://schemas.openxmlformats.org/drawingml/2006/picture">
+                <pic:pic xmlns:pic="http://schemas.openxmlformats.org/drawingml/2006/picture">
+                  <pic:nvPicPr>
+                    <pic:cNvPr id="7" name="Зображення3"/>
+                    <pic:cNvPicPr>
+                      <a:picLocks noChangeAspect="1" noChangeArrowheads="1"/>
+                    </pic:cNvPicPr>
+                  </pic:nvPicPr>
+                  <pic:blipFill>
+                    <a:blip r:embed="rId10"/>
                     <a:stretch>
                       <a:fillRect/>
                     </a:stretch>
@@ -1290,7 +1771,15 @@
       </w:pPr>
       <w:r>
         <w:rPr/>
-        <w:t xml:space="preserve">Рисунок 1.3 — Створений </w:t>
+        <w:t xml:space="preserve">Рисунок </w:t>
+      </w:r>
+      <w:r>
+        <w:rPr/>
+        <w:t>3.1</w:t>
+      </w:r>
+      <w:r>
+        <w:rPr/>
+        <w:t xml:space="preserve"> — Створений </w:t>
       </w:r>
       <w:r>
         <w:rPr>
@@ -1318,6 +1807,32 @@
     </w:p>
     <w:p>
       <w:pPr>
+        <w:pStyle w:val="h21"/>
+        <w:rPr/>
+      </w:pPr>
+      <w:bookmarkStart w:id="10" w:name="__RefHeading___Toc2432_3933516918"/>
+      <w:bookmarkEnd w:id="10"/>
+      <w:r>
+        <w:rPr/>
+        <w:tab/>
+        <w:t>Тест-кейси</w:t>
+      </w:r>
+    </w:p>
+    <w:p>
+      <w:pPr>
+        <w:pStyle w:val="p1"/>
+        <w:rPr>
+          <w:lang w:val="uk-UA"/>
+        </w:rPr>
+      </w:pPr>
+      <w:r>
+        <w:rPr>
+          <w:lang w:val="uk-UA"/>
+        </w:rPr>
+      </w:r>
+    </w:p>
+    <w:p>
+      <w:pPr>
         <w:pStyle w:val="p1"/>
         <w:rPr>
           <w:lang w:val="uk-UA"/>
@@ -1341,20 +1856,22 @@
         <w:rPr>
           <w:lang w:val="uk-UA"/>
         </w:rPr>
-        <w:t>Деталі наведено нижче на малюнку:</w:t>
-      </w:r>
-    </w:p>
-    <w:p>
-      <w:pPr>
-        <w:pStyle w:val="p1"/>
-        <w:rPr>
-          <w:lang w:val="uk-UA"/>
-        </w:rPr>
-      </w:pPr>
-      <w:r>
-        <w:rPr>
-          <w:lang w:val="uk-UA"/>
-        </w:rPr>
+        <w:t>Всі тест кейси наведено нижче на малюнках</w:t>
+      </w:r>
+      <w:r>
+        <w:rPr>
+          <w:lang w:val="uk-UA"/>
+        </w:rPr>
+        <w:t>:</w:t>
+      </w:r>
+    </w:p>
+    <w:p>
+      <w:pPr>
+        <w:pStyle w:val="p1"/>
+        <w:rPr/>
+      </w:pPr>
+      <w:r>
+        <w:rPr/>
       </w:r>
     </w:p>
     <w:p>
@@ -1366,9 +1883,9 @@
         <w:rPr/>
         <w:drawing>
           <wp:inline distT="0" distB="0" distL="0" distR="0">
-            <wp:extent cx="5400675" cy="5906770"/>
+            <wp:extent cx="4134485" cy="2085975"/>
             <wp:effectExtent l="0" t="0" r="0" b="0"/>
-            <wp:docPr id="4" name="Зображення4"/>
+            <wp:docPr id="8" name="Зображення1"/>
             <wp:cNvGraphicFramePr>
               <a:graphicFrameLocks xmlns:a="http://schemas.openxmlformats.org/drawingml/2006/main" noChangeAspect="1"/>
             </wp:cNvGraphicFramePr>
@@ -1376,13 +1893,13 @@
               <a:graphicData uri="http://schemas.openxmlformats.org/drawingml/2006/picture">
                 <pic:pic xmlns:pic="http://schemas.openxmlformats.org/drawingml/2006/picture">
                   <pic:nvPicPr>
-                    <pic:cNvPr id="4" name="Зображення4"/>
+                    <pic:cNvPr id="8" name="Зображення1"/>
                     <pic:cNvPicPr>
                       <a:picLocks noChangeAspect="1" noChangeArrowheads="1"/>
                     </pic:cNvPicPr>
                   </pic:nvPicPr>
                   <pic:blipFill>
-                    <a:blip r:embed="rId7"/>
+                    <a:blip r:embed="rId11"/>
                     <a:stretch>
                       <a:fillRect/>
                     </a:stretch>
@@ -1390,7 +1907,7 @@
                   <pic:spPr bwMode="auto">
                     <a:xfrm>
                       <a:off x="0" y="0"/>
-                      <a:ext cx="5400675" cy="5906770"/>
+                      <a:ext cx="4134485" cy="2085975"/>
                     </a:xfrm>
                     <a:prstGeom prst="rect">
                       <a:avLst/>
@@ -1411,24 +1928,280 @@
       </w:pPr>
       <w:r>
         <w:rPr/>
-        <w:t xml:space="preserve">Рисунок 1.4 — </w:t>
-      </w:r>
-      <w:r>
-        <w:rPr/>
-        <w:t xml:space="preserve">Тест кейси </w:t>
-      </w:r>
-      <w:r>
-        <w:rPr/>
-        <w:t>заповнен</w:t>
-      </w:r>
-      <w:r>
-        <w:rPr/>
-        <w:t>і</w:t>
-      </w:r>
-    </w:p>
-    <w:p>
-      <w:pPr>
-        <w:pStyle w:val="p1"/>
+        <w:t>Рисунок 4.1 — Тест кейс 1</w:t>
+      </w:r>
+    </w:p>
+    <w:p>
+      <w:pPr>
+        <w:pStyle w:val="img1"/>
+        <w:rPr/>
+      </w:pPr>
+      <w:r>
+        <w:rPr/>
+      </w:r>
+    </w:p>
+    <w:p>
+      <w:pPr>
+        <w:pStyle w:val="img1"/>
+        <w:rPr/>
+      </w:pPr>
+      <w:r>
+        <w:rPr/>
+        <w:drawing>
+          <wp:inline distT="0" distB="0" distL="0" distR="0">
+            <wp:extent cx="4105910" cy="2590800"/>
+            <wp:effectExtent l="0" t="0" r="0" b="0"/>
+            <wp:docPr id="9" name="Зображення2"/>
+            <wp:cNvGraphicFramePr>
+              <a:graphicFrameLocks xmlns:a="http://schemas.openxmlformats.org/drawingml/2006/main" noChangeAspect="1"/>
+            </wp:cNvGraphicFramePr>
+            <a:graphic xmlns:a="http://schemas.openxmlformats.org/drawingml/2006/main">
+              <a:graphicData uri="http://schemas.openxmlformats.org/drawingml/2006/picture">
+                <pic:pic xmlns:pic="http://schemas.openxmlformats.org/drawingml/2006/picture">
+                  <pic:nvPicPr>
+                    <pic:cNvPr id="9" name="Зображення2"/>
+                    <pic:cNvPicPr>
+                      <a:picLocks noChangeAspect="1" noChangeArrowheads="1"/>
+                    </pic:cNvPicPr>
+                  </pic:nvPicPr>
+                  <pic:blipFill>
+                    <a:blip r:embed="rId12"/>
+                    <a:stretch>
+                      <a:fillRect/>
+                    </a:stretch>
+                  </pic:blipFill>
+                  <pic:spPr bwMode="auto">
+                    <a:xfrm>
+                      <a:off x="0" y="0"/>
+                      <a:ext cx="4105910" cy="2590800"/>
+                    </a:xfrm>
+                    <a:prstGeom prst="rect">
+                      <a:avLst/>
+                    </a:prstGeom>
+                    <a:noFill/>
+                  </pic:spPr>
+                </pic:pic>
+              </a:graphicData>
+            </a:graphic>
+          </wp:inline>
+        </w:drawing>
+      </w:r>
+    </w:p>
+    <w:p>
+      <w:pPr>
+        <w:pStyle w:val="img1"/>
+        <w:rPr/>
+      </w:pPr>
+      <w:r>
+        <w:rPr/>
+        <w:t>Рисунок 4.2- Тест кейс 2</w:t>
+      </w:r>
+    </w:p>
+    <w:p>
+      <w:pPr>
+        <w:pStyle w:val="img1"/>
+        <w:rPr/>
+      </w:pPr>
+      <w:r>
+        <w:rPr/>
+      </w:r>
+    </w:p>
+    <w:p>
+      <w:pPr>
+        <w:pStyle w:val="img1"/>
+        <w:rPr/>
+      </w:pPr>
+      <w:r>
+        <w:rPr/>
+        <w:drawing>
+          <wp:inline distT="0" distB="0" distL="0" distR="0">
+            <wp:extent cx="4220210" cy="2609850"/>
+            <wp:effectExtent l="0" t="0" r="0" b="0"/>
+            <wp:docPr id="10" name="Зображення4"/>
+            <wp:cNvGraphicFramePr>
+              <a:graphicFrameLocks xmlns:a="http://schemas.openxmlformats.org/drawingml/2006/main" noChangeAspect="1"/>
+            </wp:cNvGraphicFramePr>
+            <a:graphic xmlns:a="http://schemas.openxmlformats.org/drawingml/2006/main">
+              <a:graphicData uri="http://schemas.openxmlformats.org/drawingml/2006/picture">
+                <pic:pic xmlns:pic="http://schemas.openxmlformats.org/drawingml/2006/picture">
+                  <pic:nvPicPr>
+                    <pic:cNvPr id="10" name="Зображення4"/>
+                    <pic:cNvPicPr>
+                      <a:picLocks noChangeAspect="1" noChangeArrowheads="1"/>
+                    </pic:cNvPicPr>
+                  </pic:nvPicPr>
+                  <pic:blipFill>
+                    <a:blip r:embed="rId13"/>
+                    <a:stretch>
+                      <a:fillRect/>
+                    </a:stretch>
+                  </pic:blipFill>
+                  <pic:spPr bwMode="auto">
+                    <a:xfrm>
+                      <a:off x="0" y="0"/>
+                      <a:ext cx="4220210" cy="2609850"/>
+                    </a:xfrm>
+                    <a:prstGeom prst="rect">
+                      <a:avLst/>
+                    </a:prstGeom>
+                    <a:noFill/>
+                  </pic:spPr>
+                </pic:pic>
+              </a:graphicData>
+            </a:graphic>
+          </wp:inline>
+        </w:drawing>
+      </w:r>
+    </w:p>
+    <w:p>
+      <w:pPr>
+        <w:pStyle w:val="img1"/>
+        <w:rPr/>
+      </w:pPr>
+      <w:r>
+        <w:rPr/>
+        <w:t>Рисунок 4.3 — Тест кейс 3</w:t>
+      </w:r>
+    </w:p>
+    <w:p>
+      <w:pPr>
+        <w:pStyle w:val="img1"/>
+        <w:rPr/>
+      </w:pPr>
+      <w:r>
+        <w:rPr/>
+      </w:r>
+    </w:p>
+    <w:p>
+      <w:pPr>
+        <w:pStyle w:val="img1"/>
+        <w:rPr/>
+      </w:pPr>
+      <w:r>
+        <w:rPr/>
+        <w:drawing>
+          <wp:inline distT="0" distB="0" distL="0" distR="0">
+            <wp:extent cx="4220210" cy="4229735"/>
+            <wp:effectExtent l="0" t="0" r="0" b="0"/>
+            <wp:docPr id="11" name="Зображення5"/>
+            <wp:cNvGraphicFramePr>
+              <a:graphicFrameLocks xmlns:a="http://schemas.openxmlformats.org/drawingml/2006/main" noChangeAspect="1"/>
+            </wp:cNvGraphicFramePr>
+            <a:graphic xmlns:a="http://schemas.openxmlformats.org/drawingml/2006/main">
+              <a:graphicData uri="http://schemas.openxmlformats.org/drawingml/2006/picture">
+                <pic:pic xmlns:pic="http://schemas.openxmlformats.org/drawingml/2006/picture">
+                  <pic:nvPicPr>
+                    <pic:cNvPr id="11" name="Зображення5"/>
+                    <pic:cNvPicPr>
+                      <a:picLocks noChangeAspect="1" noChangeArrowheads="1"/>
+                    </pic:cNvPicPr>
+                  </pic:nvPicPr>
+                  <pic:blipFill>
+                    <a:blip r:embed="rId14"/>
+                    <a:stretch>
+                      <a:fillRect/>
+                    </a:stretch>
+                  </pic:blipFill>
+                  <pic:spPr bwMode="auto">
+                    <a:xfrm>
+                      <a:off x="0" y="0"/>
+                      <a:ext cx="4220210" cy="4229735"/>
+                    </a:xfrm>
+                    <a:prstGeom prst="rect">
+                      <a:avLst/>
+                    </a:prstGeom>
+                    <a:noFill/>
+                  </pic:spPr>
+                </pic:pic>
+              </a:graphicData>
+            </a:graphic>
+          </wp:inline>
+        </w:drawing>
+      </w:r>
+    </w:p>
+    <w:p>
+      <w:pPr>
+        <w:pStyle w:val="img1"/>
+        <w:rPr/>
+      </w:pPr>
+      <w:r>
+        <w:rPr/>
+        <w:t>Рисунок 4.4 — Тест кейс 4</w:t>
+      </w:r>
+    </w:p>
+    <w:p>
+      <w:pPr>
+        <w:pStyle w:val="img1"/>
+        <w:rPr/>
+      </w:pPr>
+      <w:r>
+        <w:rPr/>
+      </w:r>
+    </w:p>
+    <w:p>
+      <w:pPr>
+        <w:pStyle w:val="img1"/>
+        <w:rPr/>
+      </w:pPr>
+      <w:r>
+        <w:rPr/>
+        <w:drawing>
+          <wp:inline distT="0" distB="0" distL="0" distR="0">
+            <wp:extent cx="4162425" cy="2505075"/>
+            <wp:effectExtent l="0" t="0" r="0" b="0"/>
+            <wp:docPr id="12" name="Зображення6"/>
+            <wp:cNvGraphicFramePr>
+              <a:graphicFrameLocks xmlns:a="http://schemas.openxmlformats.org/drawingml/2006/main" noChangeAspect="1"/>
+            </wp:cNvGraphicFramePr>
+            <a:graphic xmlns:a="http://schemas.openxmlformats.org/drawingml/2006/main">
+              <a:graphicData uri="http://schemas.openxmlformats.org/drawingml/2006/picture">
+                <pic:pic xmlns:pic="http://schemas.openxmlformats.org/drawingml/2006/picture">
+                  <pic:nvPicPr>
+                    <pic:cNvPr id="12" name="Зображення6"/>
+                    <pic:cNvPicPr>
+                      <a:picLocks noChangeAspect="1" noChangeArrowheads="1"/>
+                    </pic:cNvPicPr>
+                  </pic:nvPicPr>
+                  <pic:blipFill>
+                    <a:blip r:embed="rId15"/>
+                    <a:stretch>
+                      <a:fillRect/>
+                    </a:stretch>
+                  </pic:blipFill>
+                  <pic:spPr bwMode="auto">
+                    <a:xfrm>
+                      <a:off x="0" y="0"/>
+                      <a:ext cx="4162425" cy="2505075"/>
+                    </a:xfrm>
+                    <a:prstGeom prst="rect">
+                      <a:avLst/>
+                    </a:prstGeom>
+                    <a:noFill/>
+                  </pic:spPr>
+                </pic:pic>
+              </a:graphicData>
+            </a:graphic>
+          </wp:inline>
+        </w:drawing>
+      </w:r>
+      <w:r>
+        <w:rPr/>
+        <w:t>є</w:t>
+      </w:r>
+    </w:p>
+    <w:p>
+      <w:pPr>
+        <w:pStyle w:val="img1"/>
+        <w:rPr/>
+      </w:pPr>
+      <w:r>
+        <w:rPr/>
+        <w:t>Рисунок 4.5 — Тест кейс 5</w:t>
+      </w:r>
+    </w:p>
+    <w:p>
+      <w:pPr>
+        <w:pStyle w:val="img1"/>
         <w:rPr/>
       </w:pPr>
       <w:r>
@@ -1440,8 +2213,8 @@
         <w:pStyle w:val="h1"/>
         <w:rPr/>
       </w:pPr>
-      <w:bookmarkStart w:id="7" w:name="__RefHeading___Toc180_3727300219"/>
-      <w:bookmarkEnd w:id="7"/>
+      <w:bookmarkStart w:id="11" w:name="__RefHeading___Toc180_3727300219"/>
+      <w:bookmarkEnd w:id="11"/>
       <w:r>
         <w:rPr/>
         <w:t>Висновки</w:t>
@@ -1542,8 +2315,8 @@
         <w:pStyle w:val="h1"/>
         <w:rPr/>
       </w:pPr>
-      <w:bookmarkStart w:id="8" w:name="__RefHeading___Toc182_3727300219"/>
-      <w:bookmarkEnd w:id="8"/>
+      <w:bookmarkStart w:id="12" w:name="__RefHeading___Toc182_3727300219"/>
+      <w:bookmarkEnd w:id="12"/>
       <w:r>
         <w:rPr/>
         <w:t>Список джерел посилань</w:t>
@@ -1581,7 +2354,7 @@
         </w:rPr>
         <w:t xml:space="preserve">Guru99, Kinds of testing [Access mode]. – </w:t>
       </w:r>
-      <w:hyperlink r:id="rId8">
+      <w:hyperlink r:id="rId16">
         <w:r>
           <w:rPr>
             <w:rStyle w:val="Hyperlink"/>
@@ -1592,9 +2365,9 @@
       </w:hyperlink>
     </w:p>
     <w:sectPr>
-      <w:headerReference w:type="even" r:id="rId9"/>
-      <w:headerReference w:type="default" r:id="rId10"/>
-      <w:headerReference w:type="first" r:id="rId11"/>
+      <w:headerReference w:type="even" r:id="rId17"/>
+      <w:headerReference w:type="default" r:id="rId18"/>
+      <w:headerReference w:type="first" r:id="rId19"/>
       <w:type w:val="nextPage"/>
       <w:pgSz w:w="11906" w:h="16838"/>
       <w:pgMar w:left="1701" w:right="850" w:gutter="850" w:header="1134" w:top="1408" w:footer="0" w:bottom="1134"/>
@@ -1646,7 +2419,7 @@
 <w:hdr xmlns:o="urn:schemas-microsoft-com:office:office" xmlns:r="http://schemas.openxmlformats.org/officeDocument/2006/relationships" xmlns:v="urn:schemas-microsoft-com:vml" xmlns:w="http://schemas.openxmlformats.org/wordprocessingml/2006/main" xmlns:w10="urn:schemas-microsoft-com:office:word" xmlns:wp="http://schemas.openxmlformats.org/drawingml/2006/wordprocessingDrawing" xmlns:pic="http://schemas.openxmlformats.org/drawingml/2006/picture" xmlns:wps="http://schemas.microsoft.com/office/word/2010/wordprocessingShape" xmlns:wpg="http://schemas.microsoft.com/office/word/2010/wordprocessingGroup" xmlns:mc="http://schemas.openxmlformats.org/markup-compatibility/2006" xmlns:wp14="http://schemas.microsoft.com/office/word/2010/wordprocessingDrawing" xmlns:w14="http://schemas.microsoft.com/office/word/2010/wordml" xmlns:w15="http://schemas.microsoft.com/office/word/2012/wordml" mc:Ignorable="w14 wp14 w15">
   <w:p>
     <w:pPr>
-      <w:pStyle w:val="user5"/>
+      <w:pStyle w:val="Style20"/>
       <w:suppressLineNumbers/>
       <w:spacing w:before="0" w:after="160"/>
       <w:rPr/>
@@ -2124,8 +2897,8 @@
       <w:lang w:val="en-US"/>
     </w:rPr>
   </w:style>
-  <w:style w:type="character" w:styleId="Style14">
-    <w:name w:val="Маркери"/>
+  <w:style w:type="character" w:styleId="user">
+    <w:name w:val="Маркери (user)"/>
     <w:qFormat/>
     <w:rPr>
       <w:rFonts w:ascii="OpenSymbol" w:hAnsi="OpenSymbol" w:eastAsia="OpenSymbol" w:cs="OpenSymbol"/>
@@ -2146,12 +2919,17 @@
       <w:u w:val="single"/>
     </w:rPr>
   </w:style>
-  <w:style w:type="character" w:styleId="Style15">
+  <w:style w:type="character" w:styleId="user1">
+    <w:name w:val="Посилання покажчика (user)"/>
+    <w:qFormat/>
+    <w:rPr/>
+  </w:style>
+  <w:style w:type="character" w:styleId="Style14">
     <w:name w:val="Посилання покажчика"/>
     <w:qFormat/>
     <w:rPr/>
   </w:style>
-  <w:style w:type="paragraph" w:styleId="Style16" w:customStyle="1">
+  <w:style w:type="paragraph" w:styleId="Style15" w:customStyle="1">
     <w:name w:val="Заголовок"/>
     <w:basedOn w:val="Normal"/>
     <w:next w:val="BodyText"/>
@@ -2202,7 +2980,7 @@
       <w:szCs w:val="24"/>
     </w:rPr>
   </w:style>
-  <w:style w:type="paragraph" w:styleId="Style17" w:customStyle="1">
+  <w:style w:type="paragraph" w:styleId="Style16" w:customStyle="1">
     <w:name w:val="Покажчик"/>
     <w:basedOn w:val="Normal"/>
     <w:uiPriority w:val="0"/>
@@ -2214,7 +2992,7 @@
       <w:rFonts w:cs="Lucida Sans"/>
     </w:rPr>
   </w:style>
-  <w:style w:type="paragraph" w:styleId="user" w:customStyle="1">
+  <w:style w:type="paragraph" w:styleId="user2" w:customStyle="1">
     <w:name w:val="Заголовок (user)"/>
     <w:basedOn w:val="Normal"/>
     <w:next w:val="BodyText"/>
@@ -2230,7 +3008,7 @@
       <w:szCs w:val="28"/>
     </w:rPr>
   </w:style>
-  <w:style w:type="paragraph" w:styleId="user1" w:customStyle="1">
+  <w:style w:type="paragraph" w:styleId="user3" w:customStyle="1">
     <w:name w:val="Покажчик (user)"/>
     <w:basedOn w:val="Normal"/>
     <w:uiPriority w:val="0"/>
@@ -2357,11 +3135,21 @@
       <w:lang w:val="en-US"/>
     </w:rPr>
   </w:style>
-  <w:style w:type="paragraph" w:styleId="user2">
-    <w:name w:val="Вміст рамки (user)"/>
+  <w:style w:type="paragraph" w:styleId="Style17">
+    <w:name w:val="Вміст рамки"/>
     <w:basedOn w:val="Normal"/>
     <w:qFormat/>
     <w:pPr/>
+    <w:rPr/>
+  </w:style>
+  <w:style w:type="paragraph" w:styleId="user4">
+    <w:name w:val="Вміст таблиці (user)"/>
+    <w:basedOn w:val="Normal"/>
+    <w:qFormat/>
+    <w:pPr>
+      <w:widowControl w:val="false"/>
+      <w:suppressLineNumbers/>
+    </w:pPr>
     <w:rPr/>
   </w:style>
   <w:style w:type="paragraph" w:styleId="Style18">
@@ -2374,18 +3162,8 @@
     </w:pPr>
     <w:rPr/>
   </w:style>
-  <w:style w:type="paragraph" w:styleId="user3">
-    <w:name w:val="Вміст таблиці (user)"/>
-    <w:basedOn w:val="Normal"/>
-    <w:qFormat/>
-    <w:pPr>
-      <w:widowControl w:val="false"/>
-      <w:suppressLineNumbers/>
-    </w:pPr>
-    <w:rPr/>
-  </w:style>
-  <w:style w:type="paragraph" w:styleId="user4">
-    <w:name w:val="Верхній і нижній колонтитули (user)"/>
+  <w:style w:type="paragraph" w:styleId="Style19">
+    <w:name w:val="Верхній і нижній колонтитули"/>
     <w:basedOn w:val="Normal"/>
     <w:qFormat/>
     <w:pPr>
@@ -2398,8 +3176,8 @@
     </w:pPr>
     <w:rPr/>
   </w:style>
-  <w:style w:type="paragraph" w:styleId="Style19">
-    <w:name w:val="Верхній і нижній колонтитули"/>
+  <w:style w:type="paragraph" w:styleId="user5">
+    <w:name w:val="Верхній і нижній колонтитули (user)"/>
     <w:basedOn w:val="Normal"/>
     <w:qFormat/>
     <w:pPr/>
@@ -2407,14 +3185,14 @@
   </w:style>
   <w:style w:type="paragraph" w:styleId="Header">
     <w:name w:val="header"/>
-    <w:basedOn w:val="user4"/>
+    <w:basedOn w:val="Style19"/>
     <w:pPr>
       <w:suppressLineNumbers/>
     </w:pPr>
     <w:rPr/>
   </w:style>
-  <w:style w:type="paragraph" w:styleId="user5">
-    <w:name w:val="Верхній колонтитул ліворуч (user)"/>
+  <w:style w:type="paragraph" w:styleId="Style20">
+    <w:name w:val="Верхній колонтитул ліворуч"/>
     <w:basedOn w:val="Header"/>
     <w:qFormat/>
     <w:pPr>
@@ -2424,7 +3202,7 @@
   </w:style>
   <w:style w:type="paragraph" w:styleId="Footer">
     <w:name w:val="footer"/>
-    <w:basedOn w:val="user4"/>
+    <w:basedOn w:val="Style19"/>
     <w:pPr>
       <w:suppressLineNumbers/>
       <w:tabs>
@@ -2438,13 +3216,25 @@
   </w:style>
   <w:style w:type="paragraph" w:styleId="TOC1">
     <w:name w:val="toc 1"/>
-    <w:basedOn w:val="Style17"/>
+    <w:basedOn w:val="user3"/>
     <w:pPr>
       <w:tabs>
         <w:tab w:val="clear" w:pos="708"/>
         <w:tab w:val="right" w:pos="9638" w:leader="dot"/>
       </w:tabs>
       <w:ind w:hanging="0" w:left="0"/>
+    </w:pPr>
+    <w:rPr/>
+  </w:style>
+  <w:style w:type="paragraph" w:styleId="TOC2">
+    <w:name w:val="toc 2"/>
+    <w:basedOn w:val="Style16"/>
+    <w:pPr>
+      <w:tabs>
+        <w:tab w:val="clear" w:pos="708"/>
+        <w:tab w:val="right" w:pos="9355" w:leader="dot"/>
+      </w:tabs>
+      <w:ind w:hanging="0" w:left="283"/>
     </w:pPr>
     <w:rPr/>
   </w:style>

--- a/41JP Jakist program ta testuvannja/K/JP_KNT-122_Onyshchenko_19_PZ.docx
+++ b/41JP Jakist program ta testuvannja/K/JP_KNT-122_Onyshchenko_19_PZ.docx
@@ -609,26 +609,27 @@
           </w:r>
           <w:r>
             <w:rPr>
-              <w:rStyle w:val="Style14"/>
+              <w:rStyle w:val="user"/>
             </w:rPr>
             <w:instrText xml:space="preserve"> TOC \f \o "1-9" \h</w:instrText>
           </w:r>
           <w:r>
             <w:rPr>
-              <w:rStyle w:val="Style14"/>
+              <w:rStyle w:val="user"/>
             </w:rPr>
             <w:fldChar w:fldCharType="separate"/>
           </w:r>
-          <w:hyperlink w:anchor="__RefHeading___Toc44_3727300219" w:tooltip="Завдання">
-            <w:r>
-              <w:rPr>
-                <w:rStyle w:val="Style14"/>
-              </w:rPr>
-              <w:t>Завдання</w:t>
-              <w:tab/>
-              <w:t>2</w:t>
-            </w:r>
-          </w:hyperlink>
+          <w:r>
+            <w:rPr>
+              <w:rStyle w:val="user"/>
+            </w:rPr>
+            <w:t>Завдання</w:t>
+          </w:r>
+          <w:r>
+            <w:rPr/>
+            <w:tab/>
+            <w:t>2</w:t>
+          </w:r>
         </w:p>
         <w:p>
           <w:pPr>
@@ -639,16 +640,12 @@
             </w:tabs>
             <w:rPr/>
           </w:pPr>
-          <w:hyperlink w:anchor="__RefHeading___Toc46_3727300219" w:tooltip="Зміст">
-            <w:r>
-              <w:rPr>
-                <w:rStyle w:val="Style14"/>
-              </w:rPr>
-              <w:t>Зміст</w:t>
-              <w:tab/>
-              <w:t>2</w:t>
-            </w:r>
-          </w:hyperlink>
+          <w:r>
+            <w:rPr/>
+            <w:t>Зміст</w:t>
+            <w:tab/>
+            <w:t>2</w:t>
+          </w:r>
         </w:p>
         <w:p>
           <w:pPr>
@@ -659,16 +656,12 @@
             </w:tabs>
             <w:rPr/>
           </w:pPr>
-          <w:hyperlink w:anchor="__RefHeading___Toc176_3727300219" w:tooltip="Вступ">
-            <w:r>
-              <w:rPr>
-                <w:rStyle w:val="Style14"/>
-              </w:rPr>
-              <w:t>Вступ</w:t>
-              <w:tab/>
-              <w:t>3</w:t>
-            </w:r>
-          </w:hyperlink>
+          <w:r>
+            <w:rPr/>
+            <w:t>Вступ</w:t>
+            <w:tab/>
+            <w:t>3</w:t>
+          </w:r>
         </w:p>
         <w:p>
           <w:pPr>
@@ -679,16 +672,12 @@
             </w:tabs>
             <w:rPr/>
           </w:pPr>
-          <w:hyperlink w:anchor="__RefHeading___Toc178_3727300219" w:tooltip="Теорія">
-            <w:r>
-              <w:rPr>
-                <w:rStyle w:val="Style14"/>
-              </w:rPr>
-              <w:t>Теорія</w:t>
-              <w:tab/>
-              <w:t>3</w:t>
-            </w:r>
-          </w:hyperlink>
+          <w:r>
+            <w:rPr/>
+            <w:t>Теорія</w:t>
+            <w:tab/>
+            <w:t>3</w:t>
+          </w:r>
         </w:p>
         <w:p>
           <w:pPr>
@@ -699,16 +688,12 @@
             </w:tabs>
             <w:rPr/>
           </w:pPr>
-          <w:hyperlink w:anchor="__RefHeading___Toc48_3727300219" w:tooltip="Практика">
-            <w:r>
-              <w:rPr>
-                <w:rStyle w:val="Style14"/>
-              </w:rPr>
-              <w:t>Практика</w:t>
-              <w:tab/>
-              <w:t>3</w:t>
-            </w:r>
-          </w:hyperlink>
+          <w:r>
+            <w:rPr/>
+            <w:t>Практика</w:t>
+            <w:tab/>
+            <w:t>3</w:t>
+          </w:r>
         </w:p>
         <w:p>
           <w:pPr>
@@ -719,22 +704,16 @@
             </w:tabs>
             <w:rPr/>
           </w:pPr>
-          <w:hyperlink w:anchor="__RefHeading___Toc2426_3933516918" w:tooltip=" Чек-лісти">
-            <w:r>
-              <w:rPr>
-                <w:rStyle w:val="Style14"/>
-              </w:rPr>
-              <w:t xml:space="preserve"> </w:t>
-            </w:r>
-            <w:r>
-              <w:rPr>
-                <w:rStyle w:val="Style14"/>
-              </w:rPr>
-              <w:t>Чек-лісти</w:t>
-              <w:tab/>
-              <w:t>3</w:t>
-            </w:r>
-          </w:hyperlink>
+          <w:r>
+            <w:rPr/>
+            <w:t xml:space="preserve"> </w:t>
+          </w:r>
+          <w:r>
+            <w:rPr/>
+            <w:t>Чек-лісти</w:t>
+            <w:tab/>
+            <w:t>3</w:t>
+          </w:r>
         </w:p>
         <w:p>
           <w:pPr>
@@ -745,22 +724,16 @@
             </w:tabs>
             <w:rPr/>
           </w:pPr>
-          <w:hyperlink w:anchor="__RefHeading___Toc2428_3933516918" w:tooltip=" Баг-репорти">
-            <w:r>
-              <w:rPr>
-                <w:rStyle w:val="Style14"/>
-              </w:rPr>
-              <w:t xml:space="preserve"> </w:t>
-            </w:r>
-            <w:r>
-              <w:rPr>
-                <w:rStyle w:val="Style14"/>
-              </w:rPr>
-              <w:t>Баг-репорти</w:t>
-              <w:tab/>
-              <w:t>4</w:t>
-            </w:r>
-          </w:hyperlink>
+          <w:r>
+            <w:rPr/>
+            <w:t xml:space="preserve"> </w:t>
+          </w:r>
+          <w:r>
+            <w:rPr/>
+            <w:t>Баг-репорти</w:t>
+            <w:tab/>
+            <w:t>4</w:t>
+          </w:r>
         </w:p>
         <w:p>
           <w:pPr>
@@ -771,22 +744,16 @@
             </w:tabs>
             <w:rPr/>
           </w:pPr>
-          <w:hyperlink w:anchor="__RefHeading___Toc2430_3933516918" w:tooltip=" JMeter">
-            <w:r>
-              <w:rPr>
-                <w:rStyle w:val="Style14"/>
-              </w:rPr>
-              <w:t xml:space="preserve"> </w:t>
-            </w:r>
-            <w:r>
-              <w:rPr>
-                <w:rStyle w:val="Style14"/>
-              </w:rPr>
-              <w:t>JMeter</w:t>
-              <w:tab/>
-              <w:t>7</w:t>
-            </w:r>
-          </w:hyperlink>
+          <w:r>
+            <w:rPr/>
+            <w:t xml:space="preserve"> </w:t>
+          </w:r>
+          <w:r>
+            <w:rPr/>
+            <w:t>JMeter</w:t>
+            <w:tab/>
+            <w:t>7</w:t>
+          </w:r>
         </w:p>
         <w:p>
           <w:pPr>
@@ -797,22 +764,16 @@
             </w:tabs>
             <w:rPr/>
           </w:pPr>
-          <w:hyperlink w:anchor="__RefHeading___Toc2432_3933516918" w:tooltip=" Тест-кейси">
-            <w:r>
-              <w:rPr>
-                <w:rStyle w:val="Style14"/>
-              </w:rPr>
-              <w:t xml:space="preserve"> </w:t>
-            </w:r>
-            <w:r>
-              <w:rPr>
-                <w:rStyle w:val="Style14"/>
-              </w:rPr>
-              <w:t>Тест-кейси</w:t>
-              <w:tab/>
-              <w:t>8</w:t>
-            </w:r>
-          </w:hyperlink>
+          <w:r>
+            <w:rPr/>
+            <w:t xml:space="preserve"> </w:t>
+          </w:r>
+          <w:r>
+            <w:rPr/>
+            <w:t>Тест-кейси</w:t>
+            <w:tab/>
+            <w:t>8</w:t>
+          </w:r>
         </w:p>
         <w:p>
           <w:pPr>
@@ -823,16 +784,12 @@
             </w:tabs>
             <w:rPr/>
           </w:pPr>
-          <w:hyperlink w:anchor="__RefHeading___Toc180_3727300219" w:tooltip="Висновки">
-            <w:r>
-              <w:rPr>
-                <w:rStyle w:val="Style14"/>
-              </w:rPr>
-              <w:t>Висновки</w:t>
-              <w:tab/>
-              <w:t>11</w:t>
-            </w:r>
-          </w:hyperlink>
+          <w:r>
+            <w:rPr/>
+            <w:t>Висновки</w:t>
+            <w:tab/>
+            <w:t>11</w:t>
+          </w:r>
         </w:p>
         <w:p>
           <w:pPr>
@@ -843,20 +800,14 @@
             </w:tabs>
             <w:rPr/>
           </w:pPr>
-          <w:hyperlink w:anchor="__RefHeading___Toc182_3727300219" w:tooltip="Список джерел посилань">
-            <w:r>
-              <w:rPr>
-                <w:rStyle w:val="Style14"/>
-              </w:rPr>
-              <w:t>Список джерел посилань</w:t>
-              <w:tab/>
-              <w:t>11</w:t>
-            </w:r>
-          </w:hyperlink>
           <w:r>
-            <w:rPr>
-              <w:rStyle w:val="Style14"/>
-            </w:rPr>
+            <w:rPr/>
+            <w:t>Список джерел посилань</w:t>
+            <w:tab/>
+            <w:t>11</w:t>
+          </w:r>
+          <w:r>
+            <w:rPr/>
             <w:fldChar w:fldCharType="end"/>
           </w:r>
         </w:p>
@@ -1378,37 +1329,7 @@
         <w:rPr>
           <w:lang w:val="uk-UA"/>
         </w:rPr>
-        <w:t xml:space="preserve">Всі </w:t>
-      </w:r>
-      <w:r>
-        <w:rPr>
-          <w:lang w:val="uk-UA"/>
-        </w:rPr>
-        <w:t>баг-репорт</w:t>
-      </w:r>
-      <w:r>
-        <w:rPr>
-          <w:lang w:val="uk-UA"/>
-        </w:rPr>
-        <w:t>и</w:t>
-      </w:r>
-      <w:r>
-        <w:rPr>
-          <w:lang w:val="uk-UA"/>
-        </w:rPr>
-        <w:t xml:space="preserve"> наведено нижче на </w:t>
-      </w:r>
-      <w:r>
-        <w:rPr>
-          <w:lang w:val="uk-UA"/>
-        </w:rPr>
-        <w:t>рисунках</w:t>
-      </w:r>
-      <w:r>
-        <w:rPr>
-          <w:lang w:val="uk-UA"/>
-        </w:rPr>
-        <w:t>:</w:t>
+        <w:t>Всі баг-репорти наведено нижче на рисунках:</w:t>
       </w:r>
     </w:p>
     <w:p>
@@ -1771,15 +1692,7 @@
       </w:pPr>
       <w:r>
         <w:rPr/>
-        <w:t xml:space="preserve">Рисунок </w:t>
-      </w:r>
-      <w:r>
-        <w:rPr/>
-        <w:t>3.1</w:t>
-      </w:r>
-      <w:r>
-        <w:rPr/>
-        <w:t xml:space="preserve"> — Створений </w:t>
+        <w:t xml:space="preserve">Рисунок 3.1 — Створений </w:t>
       </w:r>
       <w:r>
         <w:rPr>
@@ -1856,13 +1769,7 @@
         <w:rPr>
           <w:lang w:val="uk-UA"/>
         </w:rPr>
-        <w:t>Всі тест кейси наведено нижче на малюнках</w:t>
-      </w:r>
-      <w:r>
-        <w:rPr>
-          <w:lang w:val="uk-UA"/>
-        </w:rPr>
-        <w:t>:</w:t>
+        <w:t>Всі тест кейси наведено нижче на малюнках:</w:t>
       </w:r>
     </w:p>
     <w:p>
@@ -2419,7 +2326,7 @@
 <w:hdr xmlns:o="urn:schemas-microsoft-com:office:office" xmlns:r="http://schemas.openxmlformats.org/officeDocument/2006/relationships" xmlns:v="urn:schemas-microsoft-com:vml" xmlns:w="http://schemas.openxmlformats.org/wordprocessingml/2006/main" xmlns:w10="urn:schemas-microsoft-com:office:word" xmlns:wp="http://schemas.openxmlformats.org/drawingml/2006/wordprocessingDrawing" xmlns:pic="http://schemas.openxmlformats.org/drawingml/2006/picture" xmlns:wps="http://schemas.microsoft.com/office/word/2010/wordprocessingShape" xmlns:wpg="http://schemas.microsoft.com/office/word/2010/wordprocessingGroup" xmlns:mc="http://schemas.openxmlformats.org/markup-compatibility/2006" xmlns:wp14="http://schemas.microsoft.com/office/word/2010/wordprocessingDrawing" xmlns:w14="http://schemas.microsoft.com/office/word/2010/wordml" xmlns:w15="http://schemas.microsoft.com/office/word/2012/wordml" mc:Ignorable="w14 wp14 w15">
   <w:p>
     <w:pPr>
-      <w:pStyle w:val="Style20"/>
+      <w:pStyle w:val="user6"/>
       <w:suppressLineNumbers/>
       <w:spacing w:before="0" w:after="160"/>
       <w:rPr/>
@@ -2897,8 +2804,8 @@
       <w:lang w:val="en-US"/>
     </w:rPr>
   </w:style>
-  <w:style w:type="character" w:styleId="user">
-    <w:name w:val="Маркери (user)"/>
+  <w:style w:type="character" w:styleId="Style14">
+    <w:name w:val="Маркери"/>
     <w:qFormat/>
     <w:rPr>
       <w:rFonts w:ascii="OpenSymbol" w:hAnsi="OpenSymbol" w:eastAsia="OpenSymbol" w:cs="OpenSymbol"/>
@@ -2919,17 +2826,17 @@
       <w:u w:val="single"/>
     </w:rPr>
   </w:style>
-  <w:style w:type="character" w:styleId="user1">
+  <w:style w:type="character" w:styleId="Style15">
+    <w:name w:val="Посилання покажчика"/>
+    <w:qFormat/>
+    <w:rPr/>
+  </w:style>
+  <w:style w:type="character" w:styleId="user">
     <w:name w:val="Посилання покажчика (user)"/>
     <w:qFormat/>
     <w:rPr/>
   </w:style>
-  <w:style w:type="character" w:styleId="Style14">
-    <w:name w:val="Посилання покажчика"/>
-    <w:qFormat/>
-    <w:rPr/>
-  </w:style>
-  <w:style w:type="paragraph" w:styleId="Style15" w:customStyle="1">
+  <w:style w:type="paragraph" w:styleId="Style16" w:customStyle="1">
     <w:name w:val="Заголовок"/>
     <w:basedOn w:val="Normal"/>
     <w:next w:val="BodyText"/>
@@ -2980,7 +2887,7 @@
       <w:szCs w:val="24"/>
     </w:rPr>
   </w:style>
-  <w:style w:type="paragraph" w:styleId="Style16" w:customStyle="1">
+  <w:style w:type="paragraph" w:styleId="Style17" w:customStyle="1">
     <w:name w:val="Покажчик"/>
     <w:basedOn w:val="Normal"/>
     <w:uiPriority w:val="0"/>
@@ -2992,7 +2899,7 @@
       <w:rFonts w:cs="Lucida Sans"/>
     </w:rPr>
   </w:style>
-  <w:style w:type="paragraph" w:styleId="user2" w:customStyle="1">
+  <w:style w:type="paragraph" w:styleId="user1" w:customStyle="1">
     <w:name w:val="Заголовок (user)"/>
     <w:basedOn w:val="Normal"/>
     <w:next w:val="BodyText"/>
@@ -3008,7 +2915,7 @@
       <w:szCs w:val="28"/>
     </w:rPr>
   </w:style>
-  <w:style w:type="paragraph" w:styleId="user3" w:customStyle="1">
+  <w:style w:type="paragraph" w:styleId="user2" w:customStyle="1">
     <w:name w:val="Покажчик (user)"/>
     <w:basedOn w:val="Normal"/>
     <w:uiPriority w:val="0"/>
@@ -3135,15 +3042,15 @@
       <w:lang w:val="en-US"/>
     </w:rPr>
   </w:style>
-  <w:style w:type="paragraph" w:styleId="Style17">
-    <w:name w:val="Вміст рамки"/>
+  <w:style w:type="paragraph" w:styleId="user3">
+    <w:name w:val="Вміст рамки (user)"/>
     <w:basedOn w:val="Normal"/>
     <w:qFormat/>
     <w:pPr/>
     <w:rPr/>
   </w:style>
-  <w:style w:type="paragraph" w:styleId="user4">
-    <w:name w:val="Вміст таблиці (user)"/>
+  <w:style w:type="paragraph" w:styleId="Style18">
+    <w:name w:val="Вміст таблиці"/>
     <w:basedOn w:val="Normal"/>
     <w:qFormat/>
     <w:pPr>
@@ -3152,8 +3059,8 @@
     </w:pPr>
     <w:rPr/>
   </w:style>
-  <w:style w:type="paragraph" w:styleId="Style18">
-    <w:name w:val="Вміст таблиці"/>
+  <w:style w:type="paragraph" w:styleId="user4">
+    <w:name w:val="Вміст таблиці (user)"/>
     <w:basedOn w:val="Normal"/>
     <w:qFormat/>
     <w:pPr>
@@ -3162,8 +3069,8 @@
     </w:pPr>
     <w:rPr/>
   </w:style>
-  <w:style w:type="paragraph" w:styleId="Style19">
-    <w:name w:val="Верхній і нижній колонтитули"/>
+  <w:style w:type="paragraph" w:styleId="user5">
+    <w:name w:val="Верхній і нижній колонтитули (user)"/>
     <w:basedOn w:val="Normal"/>
     <w:qFormat/>
     <w:pPr>
@@ -3176,8 +3083,8 @@
     </w:pPr>
     <w:rPr/>
   </w:style>
-  <w:style w:type="paragraph" w:styleId="user5">
-    <w:name w:val="Верхній і нижній колонтитули (user)"/>
+  <w:style w:type="paragraph" w:styleId="Style19">
+    <w:name w:val="Верхній і нижній колонтитули"/>
     <w:basedOn w:val="Normal"/>
     <w:qFormat/>
     <w:pPr/>
@@ -3185,14 +3092,14 @@
   </w:style>
   <w:style w:type="paragraph" w:styleId="Header">
     <w:name w:val="header"/>
-    <w:basedOn w:val="Style19"/>
+    <w:basedOn w:val="user5"/>
     <w:pPr>
       <w:suppressLineNumbers/>
     </w:pPr>
     <w:rPr/>
   </w:style>
-  <w:style w:type="paragraph" w:styleId="Style20">
-    <w:name w:val="Верхній колонтитул ліворуч"/>
+  <w:style w:type="paragraph" w:styleId="user6">
+    <w:name w:val="Верхній колонтитул ліворуч (user)"/>
     <w:basedOn w:val="Header"/>
     <w:qFormat/>
     <w:pPr>
@@ -3202,7 +3109,7 @@
   </w:style>
   <w:style w:type="paragraph" w:styleId="Footer">
     <w:name w:val="footer"/>
-    <w:basedOn w:val="Style19"/>
+    <w:basedOn w:val="user5"/>
     <w:pPr>
       <w:suppressLineNumbers/>
       <w:tabs>
@@ -3216,7 +3123,7 @@
   </w:style>
   <w:style w:type="paragraph" w:styleId="TOC1">
     <w:name w:val="toc 1"/>
-    <w:basedOn w:val="user3"/>
+    <w:basedOn w:val="Style17"/>
     <w:pPr>
       <w:tabs>
         <w:tab w:val="clear" w:pos="708"/>
@@ -3228,7 +3135,7 @@
   </w:style>
   <w:style w:type="paragraph" w:styleId="TOC2">
     <w:name w:val="toc 2"/>
-    <w:basedOn w:val="Style16"/>
+    <w:basedOn w:val="user2"/>
     <w:pPr>
       <w:tabs>
         <w:tab w:val="clear" w:pos="708"/>
